--- a/assets/Publications_List.docx
+++ b/assets/Publications_List.docx
@@ -5,32 +5,55 @@
     <w:p/>
     <w:p/>
     <w:p>
-      <w:r>
+      <w:pPr>
+        <w:rPr>
+          <w:rFonts w:ascii="Aptos" w:hAnsi="Aptos"/>
+        </w:rPr>
+      </w:pPr>
+      <w:r>
+        <w:rPr>
+          <w:rFonts w:ascii="Aptos" w:hAnsi="Aptos"/>
+        </w:rPr>
         <w:t>**Publications** - *last updated: August 2026*</w:t>
       </w:r>
     </w:p>
     <w:p>
-      <w:r>
+      <w:pPr>
+        <w:rPr>
+          <w:rFonts w:ascii="Aptos" w:hAnsi="Aptos"/>
+        </w:rPr>
+      </w:pPr>
+      <w:r>
+        <w:rPr>
+          <w:rFonts w:ascii="Aptos" w:hAnsi="Aptos"/>
+        </w:rPr>
         <w:t xml:space="preserve">\* Indicates authorship by a mentee </w:t>
       </w:r>
     </w:p>
-    <w:p/>
-    <w:p>
-      <w:pPr>
-        <w:pStyle w:val="ListParagraph"/>
-        <w:numPr>
-          <w:ilvl w:val="0"/>
-          <w:numId w:val="2"/>
-        </w:numPr>
-        <w:ind w:left="440"/>
-      </w:pPr>
-      <w:proofErr w:type="spellStart"/>
-      <w:r>
-        <w:rPr>
-          <w:rFonts w:ascii="Arial" w:hAnsi="Arial" w:cs="Arial"/>
+    <w:p>
+      <w:pPr>
+        <w:rPr>
+          <w:rFonts w:ascii="Aptos" w:hAnsi="Aptos"/>
+        </w:rPr>
+      </w:pPr>
+    </w:p>
+    <w:p>
+      <w:pPr>
+        <w:pStyle w:val="ListParagraph"/>
+        <w:numPr>
+          <w:ilvl w:val="0"/>
+          <w:numId w:val="2"/>
+        </w:numPr>
+        <w:ind w:left="440"/>
+        <w:rPr>
+          <w:rFonts w:ascii="Aptos" w:hAnsi="Aptos"/>
+        </w:rPr>
+      </w:pPr>
+      <w:proofErr w:type="spellStart"/>
+      <w:r>
+        <w:rPr>
+          <w:rFonts w:ascii="Aptos" w:hAnsi="Aptos" w:cs="Arial"/>
           <w:color w:val="000000" w:themeColor="text1"/>
-          <w:sz w:val="20"/>
-          <w:szCs w:val="20"/>
           <w:shd w:val="clear" w:color="auto" w:fill="FFFFFF"/>
         </w:rPr>
         <w:t>Rattani</w:t>
@@ -38,52 +61,42 @@
       <w:proofErr w:type="spellEnd"/>
       <w:r>
         <w:rPr>
-          <w:rFonts w:ascii="Arial" w:hAnsi="Arial" w:cs="Arial"/>
+          <w:rFonts w:ascii="Aptos" w:hAnsi="Aptos" w:cs="Arial"/>
           <w:color w:val="000000" w:themeColor="text1"/>
-          <w:sz w:val="20"/>
-          <w:szCs w:val="20"/>
           <w:shd w:val="clear" w:color="auto" w:fill="FFFFFF"/>
         </w:rPr>
         <w:t xml:space="preserve"> A, </w:t>
       </w:r>
       <w:r>
         <w:rPr>
-          <w:rFonts w:ascii="Arial" w:hAnsi="Arial" w:cs="Arial"/>
+          <w:rFonts w:ascii="Aptos" w:hAnsi="Aptos" w:cs="Arial"/>
           <w:color w:val="000000" w:themeColor="text1"/>
-          <w:sz w:val="20"/>
-          <w:szCs w:val="20"/>
           <w:shd w:val="clear" w:color="auto" w:fill="FFFFFF"/>
         </w:rPr>
         <w:t>**</w:t>
       </w:r>
       <w:r>
         <w:rPr>
-          <w:rFonts w:ascii="Arial" w:hAnsi="Arial" w:cs="Arial"/>
+          <w:rFonts w:ascii="Aptos" w:hAnsi="Aptos" w:cs="Arial"/>
           <w:color w:val="000000" w:themeColor="text1"/>
-          <w:sz w:val="20"/>
-          <w:szCs w:val="20"/>
           <w:shd w:val="clear" w:color="auto" w:fill="FFFFFF"/>
         </w:rPr>
         <w:t>Spencer JC</w:t>
       </w:r>
       <w:r>
         <w:rPr>
-          <w:rFonts w:ascii="Arial" w:hAnsi="Arial" w:cs="Arial"/>
+          <w:rFonts w:ascii="Aptos" w:hAnsi="Aptos" w:cs="Arial"/>
           <w:b/>
           <w:bCs/>
           <w:color w:val="000000" w:themeColor="text1"/>
-          <w:sz w:val="20"/>
-          <w:szCs w:val="20"/>
           <w:shd w:val="clear" w:color="auto" w:fill="FFFFFF"/>
         </w:rPr>
         <w:t>**</w:t>
       </w:r>
       <w:r>
         <w:rPr>
-          <w:rFonts w:ascii="Arial" w:hAnsi="Arial" w:cs="Arial"/>
+          <w:rFonts w:ascii="Aptos" w:hAnsi="Aptos" w:cs="Arial"/>
           <w:color w:val="000000" w:themeColor="text1"/>
-          <w:sz w:val="20"/>
-          <w:szCs w:val="20"/>
           <w:shd w:val="clear" w:color="auto" w:fill="FFFFFF"/>
         </w:rPr>
         <w:t xml:space="preserve">, </w:t>
@@ -91,10 +104,8 @@
       <w:proofErr w:type="spellStart"/>
       <w:r>
         <w:rPr>
-          <w:rFonts w:ascii="Arial" w:hAnsi="Arial" w:cs="Arial"/>
+          <w:rFonts w:ascii="Aptos" w:hAnsi="Aptos" w:cs="Arial"/>
           <w:color w:val="000000" w:themeColor="text1"/>
-          <w:sz w:val="20"/>
-          <w:szCs w:val="20"/>
           <w:shd w:val="clear" w:color="auto" w:fill="FFFFFF"/>
         </w:rPr>
         <w:t>Agwu</w:t>
@@ -102,23 +113,22 @@
       <w:proofErr w:type="spellEnd"/>
       <w:r>
         <w:rPr>
-          <w:rFonts w:ascii="Arial" w:hAnsi="Arial" w:cs="Arial"/>
+          <w:rFonts w:ascii="Aptos" w:hAnsi="Aptos" w:cs="Arial"/>
           <w:color w:val="000000" w:themeColor="text1"/>
-          <w:sz w:val="20"/>
-          <w:szCs w:val="20"/>
           <w:shd w:val="clear" w:color="auto" w:fill="FFFFFF"/>
         </w:rPr>
         <w:t xml:space="preserve"> CK</w:t>
       </w:r>
       <w:r>
+        <w:rPr>
+          <w:rFonts w:ascii="Aptos" w:hAnsi="Aptos"/>
+        </w:rPr>
         <w:t>\*</w:t>
       </w:r>
       <w:r>
         <w:rPr>
-          <w:rFonts w:ascii="Arial" w:hAnsi="Arial" w:cs="Arial"/>
+          <w:rFonts w:ascii="Aptos" w:hAnsi="Aptos" w:cs="Arial"/>
           <w:color w:val="000000" w:themeColor="text1"/>
-          <w:sz w:val="20"/>
-          <w:szCs w:val="20"/>
           <w:shd w:val="clear" w:color="auto" w:fill="FFFFFF"/>
         </w:rPr>
         <w:t xml:space="preserve">, Dewan MC, </w:t>
@@ -126,10 +136,8 @@
       <w:proofErr w:type="spellStart"/>
       <w:r>
         <w:rPr>
-          <w:rFonts w:ascii="Arial" w:hAnsi="Arial" w:cs="Arial"/>
+          <w:rFonts w:ascii="Aptos" w:hAnsi="Aptos" w:cs="Arial"/>
           <w:color w:val="000000" w:themeColor="text1"/>
-          <w:sz w:val="20"/>
-          <w:szCs w:val="20"/>
           <w:shd w:val="clear" w:color="auto" w:fill="FFFFFF"/>
         </w:rPr>
         <w:t>Kabachelor</w:t>
@@ -137,10 +145,8 @@
       <w:proofErr w:type="spellEnd"/>
       <w:r>
         <w:rPr>
-          <w:rFonts w:ascii="Arial" w:hAnsi="Arial" w:cs="Arial"/>
+          <w:rFonts w:ascii="Aptos" w:hAnsi="Aptos" w:cs="Arial"/>
           <w:color w:val="000000" w:themeColor="text1"/>
-          <w:sz w:val="20"/>
-          <w:szCs w:val="20"/>
           <w:shd w:val="clear" w:color="auto" w:fill="FFFFFF"/>
         </w:rPr>
         <w:t xml:space="preserve"> EM, </w:t>
@@ -148,10 +154,8 @@
       <w:proofErr w:type="spellStart"/>
       <w:r>
         <w:rPr>
-          <w:rFonts w:ascii="Arial" w:hAnsi="Arial" w:cs="Arial"/>
+          <w:rFonts w:ascii="Aptos" w:hAnsi="Aptos" w:cs="Arial"/>
           <w:color w:val="000000" w:themeColor="text1"/>
-          <w:sz w:val="20"/>
-          <w:szCs w:val="20"/>
           <w:shd w:val="clear" w:color="auto" w:fill="FFFFFF"/>
         </w:rPr>
         <w:t>Ssenyonga</w:t>
@@ -159,10 +163,8 @@
       <w:proofErr w:type="spellEnd"/>
       <w:r>
         <w:rPr>
-          <w:rFonts w:ascii="Arial" w:hAnsi="Arial" w:cs="Arial"/>
+          <w:rFonts w:ascii="Aptos" w:hAnsi="Aptos" w:cs="Arial"/>
           <w:color w:val="000000" w:themeColor="text1"/>
-          <w:sz w:val="20"/>
-          <w:szCs w:val="20"/>
           <w:shd w:val="clear" w:color="auto" w:fill="FFFFFF"/>
         </w:rPr>
         <w:t xml:space="preserve"> P, </w:t>
@@ -170,10 +172,8 @@
       <w:proofErr w:type="spellStart"/>
       <w:r>
         <w:rPr>
-          <w:rFonts w:ascii="Arial" w:hAnsi="Arial" w:cs="Arial"/>
+          <w:rFonts w:ascii="Aptos" w:hAnsi="Aptos" w:cs="Arial"/>
           <w:color w:val="000000" w:themeColor="text1"/>
-          <w:sz w:val="20"/>
-          <w:szCs w:val="20"/>
           <w:shd w:val="clear" w:color="auto" w:fill="FFFFFF"/>
         </w:rPr>
         <w:t>Mugamba</w:t>
@@ -181,66 +181,38 @@
       <w:proofErr w:type="spellEnd"/>
       <w:r>
         <w:rPr>
-          <w:rFonts w:ascii="Arial" w:hAnsi="Arial" w:cs="Arial"/>
+          <w:rFonts w:ascii="Aptos" w:hAnsi="Aptos" w:cs="Arial"/>
           <w:color w:val="000000" w:themeColor="text1"/>
-          <w:sz w:val="20"/>
-          <w:szCs w:val="20"/>
           <w:shd w:val="clear" w:color="auto" w:fill="FFFFFF"/>
         </w:rPr>
-        <w:t xml:space="preserve"> J, Schiff SJ, Kulkarni AV, Warf BC. </w:t>
-      </w:r>
-      <w:r>
-        <w:rPr>
-          <w:rFonts w:ascii="Arial" w:hAnsi="Arial" w:cs="Arial"/>
-          <w:color w:val="000000" w:themeColor="text1"/>
-          <w:sz w:val="20"/>
-          <w:szCs w:val="20"/>
-          <w:shd w:val="clear" w:color="auto" w:fill="FFFFFF"/>
-        </w:rPr>
-        <w:t xml:space="preserve">Five-year cost-effectiveness analysis of endoscopic third ventriculostomy with choroid plexus cauterization versus ventriculoperitoneal shunting in post-infectious hydrocephalus in a low-income </w:t>
-      </w:r>
-      <w:r>
-        <w:rPr>
-          <w:rFonts w:ascii="Arial" w:hAnsi="Arial" w:cs="Arial"/>
-          <w:color w:val="000000" w:themeColor="text1"/>
-          <w:sz w:val="20"/>
-          <w:szCs w:val="20"/>
-          <w:shd w:val="clear" w:color="auto" w:fill="FFFFFF"/>
-        </w:rPr>
-        <w:t xml:space="preserve">setting. Neurosurgery. 2026 Sep 18. </w:t>
-      </w:r>
-      <w:r>
-        <w:rPr>
-          <w:rFonts w:ascii="Arial" w:hAnsi="Arial" w:cs="Arial"/>
+        <w:t xml:space="preserve"> J, Schiff SJ, Kulkarni AV, Warf BC. Five-year cost-effectiveness analysis of endoscopic third ventriculostomy with choroid plexus cauterization versus ventriculoperitoneal shunting in post-infectious hydrocephalus in a low-income setting. Neurosurgery. 2026 Sep 18. </w:t>
+      </w:r>
+      <w:r>
+        <w:rPr>
+          <w:rFonts w:ascii="Aptos" w:hAnsi="Aptos" w:cs="Arial"/>
           <w:i/>
           <w:iCs/>
           <w:color w:val="000000" w:themeColor="text1"/>
-          <w:sz w:val="20"/>
-          <w:szCs w:val="20"/>
           <w:shd w:val="clear" w:color="auto" w:fill="FFFFFF"/>
         </w:rPr>
         <w:t>Online Ahead of</w:t>
       </w:r>
       <w:r>
         <w:rPr>
-          <w:rFonts w:ascii="Arial" w:hAnsi="Arial" w:cs="Arial"/>
+          <w:rFonts w:ascii="Aptos" w:hAnsi="Aptos" w:cs="Arial"/>
           <w:i/>
           <w:iCs/>
           <w:color w:val="000000" w:themeColor="text1"/>
-          <w:sz w:val="20"/>
-          <w:szCs w:val="20"/>
           <w:shd w:val="clear" w:color="auto" w:fill="FFFFFF"/>
         </w:rPr>
         <w:t xml:space="preserve"> </w:t>
       </w:r>
       <w:r>
         <w:rPr>
-          <w:rFonts w:ascii="Arial" w:hAnsi="Arial" w:cs="Arial"/>
+          <w:rFonts w:ascii="Aptos" w:hAnsi="Aptos" w:cs="Arial"/>
           <w:i/>
           <w:iCs/>
           <w:color w:val="000000" w:themeColor="text1"/>
-          <w:sz w:val="20"/>
-          <w:szCs w:val="20"/>
           <w:shd w:val="clear" w:color="auto" w:fill="FFFFFF"/>
         </w:rPr>
         <w:t xml:space="preserve">Print. </w:t>
@@ -249,15 +221,16 @@
         <w:r>
           <w:rPr>
             <w:rStyle w:val="Hyperlink"/>
-            <w:rFonts w:ascii="Arial" w:hAnsi="Arial" w:cs="Arial"/>
-            <w:sz w:val="20"/>
-            <w:szCs w:val="20"/>
+            <w:rFonts w:ascii="Aptos" w:hAnsi="Aptos" w:cs="Arial"/>
             <w:shd w:val="clear" w:color="auto" w:fill="FFFFFF"/>
           </w:rPr>
           <w:t>https://doi.org/10.1227/neu.0000000000004218</w:t>
         </w:r>
       </w:hyperlink>
       <w:r>
+        <w:rPr>
+          <w:rFonts w:ascii="Aptos" w:hAnsi="Aptos"/>
+        </w:rPr>
         <w:t xml:space="preserve"> </w:t>
       </w:r>
       <w:r>
@@ -270,18 +243,28 @@
     <w:p>
       <w:pPr>
         <w:pStyle w:val="ListParagraph"/>
-        <w:numPr>
-          <w:ilvl w:val="0"/>
-          <w:numId w:val="2"/>
-        </w:numPr>
-        <w:ind w:left="440"/>
-      </w:pPr>
-      <w:r>
-        <w:rPr>
-          <w:rFonts w:ascii="Arial" w:hAnsi="Arial" w:cs="Arial"/>
+        <w:ind w:left="440"/>
+        <w:rPr>
+          <w:rFonts w:ascii="Aptos" w:hAnsi="Aptos"/>
+        </w:rPr>
+      </w:pPr>
+    </w:p>
+    <w:p>
+      <w:pPr>
+        <w:pStyle w:val="ListParagraph"/>
+        <w:numPr>
+          <w:ilvl w:val="0"/>
+          <w:numId w:val="2"/>
+        </w:numPr>
+        <w:ind w:left="440"/>
+        <w:rPr>
+          <w:rFonts w:ascii="Aptos" w:hAnsi="Aptos"/>
+        </w:rPr>
+      </w:pPr>
+      <w:r>
+        <w:rPr>
+          <w:rFonts w:ascii="Aptos" w:hAnsi="Aptos" w:cs="Arial"/>
           <w:color w:val="000000" w:themeColor="text1"/>
-          <w:sz w:val="20"/>
-          <w:szCs w:val="20"/>
           <w:shd w:val="clear" w:color="auto" w:fill="FFFFFF"/>
         </w:rPr>
         <w:t xml:space="preserve">Lai JH, </w:t>
@@ -289,10 +272,8 @@
       <w:proofErr w:type="spellStart"/>
       <w:r>
         <w:rPr>
-          <w:rFonts w:ascii="Arial" w:hAnsi="Arial" w:cs="Arial"/>
+          <w:rFonts w:ascii="Aptos" w:hAnsi="Aptos" w:cs="Arial"/>
           <w:color w:val="000000" w:themeColor="text1"/>
-          <w:sz w:val="20"/>
-          <w:szCs w:val="20"/>
           <w:shd w:val="clear" w:color="auto" w:fill="FFFFFF"/>
         </w:rPr>
         <w:t>Avanceña</w:t>
@@ -300,10 +281,8 @@
       <w:proofErr w:type="spellEnd"/>
       <w:r>
         <w:rPr>
-          <w:rFonts w:ascii="Arial" w:hAnsi="Arial" w:cs="Arial"/>
+          <w:rFonts w:ascii="Aptos" w:hAnsi="Aptos" w:cs="Arial"/>
           <w:color w:val="000000" w:themeColor="text1"/>
-          <w:sz w:val="20"/>
-          <w:szCs w:val="20"/>
           <w:shd w:val="clear" w:color="auto" w:fill="FFFFFF"/>
         </w:rPr>
         <w:t xml:space="preserve"> ALV, </w:t>
@@ -311,10 +290,8 @@
       <w:proofErr w:type="spellStart"/>
       <w:r>
         <w:rPr>
-          <w:rFonts w:ascii="Arial" w:hAnsi="Arial" w:cs="Arial"/>
+          <w:rFonts w:ascii="Aptos" w:hAnsi="Aptos" w:cs="Arial"/>
           <w:color w:val="000000" w:themeColor="text1"/>
-          <w:sz w:val="20"/>
-          <w:szCs w:val="20"/>
           <w:shd w:val="clear" w:color="auto" w:fill="FFFFFF"/>
         </w:rPr>
         <w:t>Cata</w:t>
@@ -322,10 +299,8 @@
       <w:proofErr w:type="spellEnd"/>
       <w:r>
         <w:rPr>
-          <w:rFonts w:ascii="Arial" w:hAnsi="Arial" w:cs="Arial"/>
+          <w:rFonts w:ascii="Aptos" w:hAnsi="Aptos" w:cs="Arial"/>
           <w:color w:val="000000" w:themeColor="text1"/>
-          <w:sz w:val="20"/>
-          <w:szCs w:val="20"/>
           <w:shd w:val="clear" w:color="auto" w:fill="FFFFFF"/>
         </w:rPr>
         <w:t xml:space="preserve"> JP, Barner JC, Giordano SH, Park C, Zhao H, </w:t>
@@ -333,10 +308,8 @@
       <w:proofErr w:type="spellStart"/>
       <w:r>
         <w:rPr>
-          <w:rFonts w:ascii="Arial" w:hAnsi="Arial" w:cs="Arial"/>
+          <w:rFonts w:ascii="Aptos" w:hAnsi="Aptos" w:cs="Arial"/>
           <w:color w:val="000000" w:themeColor="text1"/>
-          <w:sz w:val="20"/>
-          <w:szCs w:val="20"/>
           <w:shd w:val="clear" w:color="auto" w:fill="FFFFFF"/>
         </w:rPr>
         <w:t>Evoy</w:t>
@@ -344,52 +317,42 @@
       <w:proofErr w:type="spellEnd"/>
       <w:r>
         <w:rPr>
-          <w:rFonts w:ascii="Arial" w:hAnsi="Arial" w:cs="Arial"/>
+          <w:rFonts w:ascii="Aptos" w:hAnsi="Aptos" w:cs="Arial"/>
           <w:color w:val="000000" w:themeColor="text1"/>
-          <w:sz w:val="20"/>
-          <w:szCs w:val="20"/>
           <w:shd w:val="clear" w:color="auto" w:fill="FFFFFF"/>
         </w:rPr>
         <w:t xml:space="preserve"> KE, Lin JK, </w:t>
       </w:r>
       <w:r>
         <w:rPr>
-          <w:rFonts w:ascii="Arial" w:hAnsi="Arial" w:cs="Arial"/>
+          <w:rFonts w:ascii="Aptos" w:hAnsi="Aptos" w:cs="Arial"/>
           <w:color w:val="000000" w:themeColor="text1"/>
-          <w:sz w:val="20"/>
-          <w:szCs w:val="20"/>
           <w:shd w:val="clear" w:color="auto" w:fill="FFFFFF"/>
         </w:rPr>
         <w:t>**</w:t>
       </w:r>
       <w:r>
         <w:rPr>
-          <w:rFonts w:ascii="Arial" w:hAnsi="Arial" w:cs="Arial"/>
+          <w:rFonts w:ascii="Aptos" w:hAnsi="Aptos" w:cs="Arial"/>
           <w:color w:val="000000" w:themeColor="text1"/>
-          <w:sz w:val="20"/>
-          <w:szCs w:val="20"/>
           <w:shd w:val="clear" w:color="auto" w:fill="FFFFFF"/>
         </w:rPr>
         <w:t>Spencer JC</w:t>
       </w:r>
       <w:r>
         <w:rPr>
-          <w:rFonts w:ascii="Arial" w:hAnsi="Arial" w:cs="Arial"/>
+          <w:rFonts w:ascii="Aptos" w:hAnsi="Aptos" w:cs="Arial"/>
           <w:b/>
           <w:bCs/>
           <w:color w:val="000000" w:themeColor="text1"/>
-          <w:sz w:val="20"/>
-          <w:szCs w:val="20"/>
           <w:shd w:val="clear" w:color="auto" w:fill="FFFFFF"/>
         </w:rPr>
         <w:t>**</w:t>
       </w:r>
       <w:r>
         <w:rPr>
-          <w:rFonts w:ascii="Arial" w:hAnsi="Arial" w:cs="Arial"/>
+          <w:rFonts w:ascii="Aptos" w:hAnsi="Aptos" w:cs="Arial"/>
           <w:color w:val="000000" w:themeColor="text1"/>
-          <w:sz w:val="20"/>
-          <w:szCs w:val="20"/>
           <w:shd w:val="clear" w:color="auto" w:fill="FFFFFF"/>
         </w:rPr>
         <w:t xml:space="preserve">, Chavez-MacGregor M, Hunt KK, </w:t>
@@ -397,10 +360,8 @@
       <w:proofErr w:type="spellStart"/>
       <w:r>
         <w:rPr>
-          <w:rFonts w:ascii="Arial" w:hAnsi="Arial" w:cs="Arial"/>
+          <w:rFonts w:ascii="Aptos" w:hAnsi="Aptos" w:cs="Arial"/>
           <w:color w:val="000000" w:themeColor="text1"/>
-          <w:sz w:val="20"/>
-          <w:szCs w:val="20"/>
           <w:shd w:val="clear" w:color="auto" w:fill="FFFFFF"/>
         </w:rPr>
         <w:t>Wanis</w:t>
@@ -408,54 +369,44 @@
       <w:proofErr w:type="spellEnd"/>
       <w:r>
         <w:rPr>
-          <w:rFonts w:ascii="Arial" w:hAnsi="Arial" w:cs="Arial"/>
+          <w:rFonts w:ascii="Aptos" w:hAnsi="Aptos" w:cs="Arial"/>
           <w:color w:val="000000" w:themeColor="text1"/>
-          <w:sz w:val="20"/>
-          <w:szCs w:val="20"/>
           <w:shd w:val="clear" w:color="auto" w:fill="FFFFFF"/>
         </w:rPr>
         <w:t xml:space="preserve"> KN. Initiation of Gabapentin with Opioids and Risk of Respiratory Cardiovascular and Opioid-Related Adverse Events Following Surgery</w:t>
       </w:r>
       <w:r>
         <w:rPr>
-          <w:rFonts w:ascii="Arial" w:hAnsi="Arial" w:cs="Arial"/>
+          <w:rFonts w:ascii="Aptos" w:hAnsi="Aptos" w:cs="Arial"/>
           <w:color w:val="000000" w:themeColor="text1"/>
-          <w:sz w:val="20"/>
-          <w:szCs w:val="20"/>
           <w:shd w:val="clear" w:color="auto" w:fill="FFFFFF"/>
         </w:rPr>
         <w:t xml:space="preserve"> </w:t>
       </w:r>
       <w:r>
         <w:rPr>
-          <w:rFonts w:ascii="Arial" w:hAnsi="Arial" w:cs="Arial"/>
+          <w:rFonts w:ascii="Aptos" w:hAnsi="Aptos" w:cs="Arial"/>
           <w:color w:val="000000" w:themeColor="text1"/>
-          <w:sz w:val="20"/>
-          <w:szCs w:val="20"/>
           <w:shd w:val="clear" w:color="auto" w:fill="FFFFFF"/>
         </w:rPr>
         <w:t xml:space="preserve">for Breast Cancer. Clinical Pharmacology &amp; Therapeutics. 2026 Aug 12. </w:t>
       </w:r>
       <w:r>
         <w:rPr>
-          <w:rFonts w:ascii="Arial" w:hAnsi="Arial" w:cs="Arial"/>
+          <w:rFonts w:ascii="Aptos" w:hAnsi="Aptos" w:cs="Arial"/>
           <w:i/>
           <w:iCs/>
           <w:color w:val="000000" w:themeColor="text1"/>
-          <w:sz w:val="20"/>
-          <w:szCs w:val="20"/>
           <w:shd w:val="clear" w:color="auto" w:fill="FFFFFF"/>
         </w:rPr>
         <w:t>Online Ahead of Print</w:t>
       </w:r>
       <w:r>
         <w:rPr>
-          <w:rFonts w:ascii="Arial" w:hAnsi="Arial" w:cs="Arial"/>
+          <w:rFonts w:ascii="Aptos" w:hAnsi="Aptos" w:cs="Arial"/>
           <w:i/>
           <w:iCs/>
           <w:color w:val="000000" w:themeColor="text1"/>
-          <w:sz w:val="20"/>
-          <w:szCs w:val="20"/>
           <w:shd w:val="clear" w:color="auto" w:fill="FFFFFF"/>
         </w:rPr>
         <w:t xml:space="preserve">. </w:t>
@@ -464,9 +415,7 @@
         <w:r>
           <w:rPr>
             <w:rStyle w:val="Hyperlink"/>
-            <w:rFonts w:ascii="Arial" w:hAnsi="Arial" w:cs="Arial"/>
-            <w:sz w:val="20"/>
-            <w:szCs w:val="20"/>
+            <w:rFonts w:ascii="Aptos" w:hAnsi="Aptos" w:cs="Arial"/>
             <w:shd w:val="clear" w:color="auto" w:fill="FFFFFF"/>
           </w:rPr>
           <w:t>https://doi.org/10.1002/cpt.70455</w:t>
@@ -474,7 +423,7 @@
       </w:hyperlink>
       <w:r>
         <w:rPr>
-          <w:rFonts w:ascii="Apple Color Emoji" w:hAnsi="Apple Color Emoji" w:cs="Apple Color Emoji"/>
+          <w:rFonts w:ascii="Aptos" w:hAnsi="Aptos" w:cs="Apple Color Emoji"/>
         </w:rPr>
         <w:t xml:space="preserve"> </w:t>
       </w:r>
@@ -779,6 +728,7 @@
         <w:ind w:left="440"/>
       </w:pPr>
       <w:r>
+        <w:lastRenderedPageBreak/>
         <w:t xml:space="preserve">Ellis C, Reeder-Hayes K, Drier S, Waters AR, **Spencer </w:t>
       </w:r>
       <w:proofErr w:type="gramStart"/>
@@ -1205,7 +1155,11 @@
       </w:r>
       <w:proofErr w:type="spellEnd"/>
       <w:r>
-        <w:t xml:space="preserve"> LP, Wheeler SB, Myers JK, **Spencer JC**, Gilkey MB Identifying measures for understanding and addressing county-level disparities in adolescent HPV vaccination coverage in North Carolina. Cancer Epidemiology, Biomarkers &amp; Prevention. </w:t>
+        <w:t xml:space="preserve"> LP, Wheeler SB, Myers JK, **Spencer JC**, Gilkey MB Identifying measures for understanding and addressing county-level </w:t>
+      </w:r>
+      <w:r>
+        <w:lastRenderedPageBreak/>
+        <w:t xml:space="preserve">disparities in adolescent HPV vaccination coverage in North Carolina. Cancer Epidemiology, Biomarkers &amp; Prevention. </w:t>
       </w:r>
       <w:proofErr w:type="spellStart"/>
       <w:r>
@@ -1241,16 +1195,859 @@
         <w:ind w:left="440"/>
       </w:pPr>
       <w:r>
+        <w:t>Zhang S\*, Patel VR, **Spencer JC**, Hayes AB, Adamson AS*</w:t>
+      </w:r>
+      <w:proofErr w:type="gramStart"/>
+      <w:r>
+        <w:t>*.*</w:t>
+      </w:r>
+      <w:proofErr w:type="gramEnd"/>
+      <w:r>
+        <w:t xml:space="preserve">* Racial and Ethnic Differences in the Risk of Second Primary Melanoma. JAMA Derm. 2024 Oct 9. &lt;doi:10.1001/jamadermatol.2024.3450&gt;. Online ahead of print. </w:t>
+      </w:r>
+      <w:r>
+        <w:rPr>
+          <w:rFonts w:ascii="Apple Color Emoji" w:hAnsi="Apple Color Emoji" w:cs="Apple Color Emoji"/>
+        </w:rPr>
+        <w:t>❇️</w:t>
+      </w:r>
+    </w:p>
+    <w:p/>
+    <w:p>
+      <w:pPr>
+        <w:pStyle w:val="ListParagraph"/>
+        <w:numPr>
+          <w:ilvl w:val="0"/>
+          <w:numId w:val="2"/>
+        </w:numPr>
+        <w:ind w:left="440"/>
+      </w:pPr>
+      <w:r>
+        <w:t xml:space="preserve">**Spencer JC**, Charlton BM, </w:t>
+      </w:r>
+      <w:proofErr w:type="spellStart"/>
+      <w:r>
+        <w:t>Pretsch</w:t>
+      </w:r>
+      <w:proofErr w:type="spellEnd"/>
+      <w:r>
+        <w:t xml:space="preserve"> PK, </w:t>
+      </w:r>
+      <w:proofErr w:type="spellStart"/>
+      <w:r>
+        <w:t>Schnarrs</w:t>
+      </w:r>
+      <w:proofErr w:type="spellEnd"/>
+      <w:r>
+        <w:t xml:space="preserve"> PW, </w:t>
+      </w:r>
+      <w:proofErr w:type="spellStart"/>
+      <w:r>
+        <w:t>Spees</w:t>
+      </w:r>
+      <w:proofErr w:type="spellEnd"/>
+      <w:r>
+        <w:t xml:space="preserve"> LP, Hudgens MG, Barclay L, Wheeler SB, Brewer NT, Smith JS. [Barriers to Cervical Cancer Screening by Sexual Orientation Among Low-Income Women in North Carolina</w:t>
+      </w:r>
+      <w:proofErr w:type="gramStart"/>
+      <w:r>
+        <w:t>.](</w:t>
+      </w:r>
+      <w:proofErr w:type="gramEnd"/>
+      <w:r>
+        <w:t xml:space="preserve">https://pubmed.ncbi.nlm.nih.gov/38627295/) Arch Sex </w:t>
+      </w:r>
+      <w:proofErr w:type="spellStart"/>
+      <w:r>
+        <w:t>Behav</w:t>
+      </w:r>
+      <w:proofErr w:type="spellEnd"/>
+      <w:r>
+        <w:t xml:space="preserve">. 2024 Apr 16. </w:t>
+      </w:r>
+      <w:proofErr w:type="spellStart"/>
+      <w:r>
+        <w:t>doi</w:t>
+      </w:r>
+      <w:proofErr w:type="spellEnd"/>
+      <w:r>
+        <w:t xml:space="preserve">: 10.1007/s10508-024-02844-2. Online ahead of print. PMID: 38627295 </w:t>
+      </w:r>
+      <w:r>
+        <w:rPr>
+          <w:rFonts w:ascii="Apple Color Emoji" w:hAnsi="Apple Color Emoji" w:cs="Apple Color Emoji"/>
+        </w:rPr>
+        <w:t>🟦❇️</w:t>
+      </w:r>
+    </w:p>
+    <w:p/>
+    <w:p>
+      <w:pPr>
+        <w:pStyle w:val="ListParagraph"/>
+        <w:numPr>
+          <w:ilvl w:val="0"/>
+          <w:numId w:val="2"/>
+        </w:numPr>
+        <w:ind w:left="440"/>
+      </w:pPr>
+      <w:r>
+        <w:t xml:space="preserve">Olmstead T, **Spencer </w:t>
+      </w:r>
+      <w:proofErr w:type="gramStart"/>
+      <w:r>
+        <w:t>JC,*</w:t>
+      </w:r>
+      <w:proofErr w:type="gramEnd"/>
+      <w:r>
+        <w:t xml:space="preserve">* </w:t>
+      </w:r>
+      <w:proofErr w:type="spellStart"/>
+      <w:r>
+        <w:t>Kluz</w:t>
+      </w:r>
+      <w:proofErr w:type="spellEnd"/>
+      <w:r>
+        <w:t xml:space="preserve"> N, Zhan FB, </w:t>
+      </w:r>
+      <w:proofErr w:type="spellStart"/>
+      <w:r>
+        <w:t>Shokar</w:t>
+      </w:r>
+      <w:proofErr w:type="spellEnd"/>
+      <w:r>
+        <w:t xml:space="preserve"> NK, </w:t>
+      </w:r>
+      <w:proofErr w:type="spellStart"/>
+      <w:r>
+        <w:t>Pignone</w:t>
+      </w:r>
+      <w:proofErr w:type="spellEnd"/>
+      <w:r>
+        <w:t xml:space="preserve"> M. Costs and Projected Effect of a Federally Qualified Health Center--Based Mailed Colorectal Cancer Screening Program in Texas. Prev Chronic Dis </w:t>
+      </w:r>
+      <w:proofErr w:type="gramStart"/>
+      <w:r>
+        <w:t>2024;21:230266</w:t>
+      </w:r>
+      <w:proofErr w:type="gramEnd"/>
+      <w:r>
+        <w:t xml:space="preserve">. DOI: &lt;https://doi.org/10.5888/pcd21.230266.&gt; </w:t>
+      </w:r>
+      <w:r>
+        <w:rPr>
+          <w:rFonts w:ascii="Apple Color Emoji" w:hAnsi="Apple Color Emoji" w:cs="Apple Color Emoji"/>
+        </w:rPr>
+        <w:t>🟧</w:t>
+      </w:r>
+      <w:r>
+        <w:t xml:space="preserve"> </w:t>
+      </w:r>
+      <w:r>
+        <w:rPr>
+          <w:rFonts w:ascii="Apple Color Emoji" w:hAnsi="Apple Color Emoji" w:cs="Apple Color Emoji"/>
+        </w:rPr>
+        <w:t>🔲</w:t>
+      </w:r>
+      <w:r>
+        <w:t xml:space="preserve"> </w:t>
+      </w:r>
+      <w:r>
+        <w:rPr>
+          <w:rFonts w:ascii="Apple Color Emoji" w:hAnsi="Apple Color Emoji" w:cs="Apple Color Emoji"/>
+        </w:rPr>
+        <w:t>❇️</w:t>
+      </w:r>
+    </w:p>
+    <w:p/>
+    <w:p>
+      <w:pPr>
+        <w:pStyle w:val="ListParagraph"/>
+        <w:numPr>
+          <w:ilvl w:val="0"/>
+          <w:numId w:val="2"/>
+        </w:numPr>
+        <w:ind w:left="440"/>
+      </w:pPr>
+      <w:r>
+        <w:t xml:space="preserve">**Spencer JC**, </w:t>
+      </w:r>
+      <w:proofErr w:type="spellStart"/>
+      <w:r>
+        <w:t>Spees</w:t>
+      </w:r>
+      <w:proofErr w:type="spellEnd"/>
+      <w:r>
+        <w:t xml:space="preserve"> LP, Biddell CB, </w:t>
+      </w:r>
+      <w:proofErr w:type="spellStart"/>
+      <w:r>
+        <w:t>Odenunmi</w:t>
+      </w:r>
+      <w:proofErr w:type="spellEnd"/>
+      <w:r>
+        <w:t xml:space="preserve"> OO, Ilyasova AA, </w:t>
+      </w:r>
+      <w:proofErr w:type="spellStart"/>
+      <w:r>
+        <w:t>Eguizabal</w:t>
+      </w:r>
+      <w:proofErr w:type="spellEnd"/>
+      <w:r>
+        <w:t xml:space="preserve"> JY, </w:t>
+      </w:r>
+      <w:proofErr w:type="spellStart"/>
+      <w:r>
+        <w:t>Hassmiller</w:t>
+      </w:r>
+      <w:proofErr w:type="spellEnd"/>
+      <w:r>
+        <w:t xml:space="preserve"> Lich K, Mills SD, Higgins CR, Ozawa S, Wheeler SB. Inclusion of Marginalized Populations in HPV Vaccine Modeling; A Systematic Review. Prev Med. </w:t>
+      </w:r>
+      <w:proofErr w:type="gramStart"/>
+      <w:r>
+        <w:t>2024;182:107941</w:t>
+      </w:r>
+      <w:proofErr w:type="gramEnd"/>
+      <w:r>
+        <w:t>. [</w:t>
+      </w:r>
+      <w:proofErr w:type="gramStart"/>
+      <w:r>
+        <w:t>doi:[</w:t>
+      </w:r>
+      <w:proofErr w:type="gramEnd"/>
+      <w:r>
+        <w:t xml:space="preserve">10.1016/j.ypmed.2024.107941](doi:%5B10.1016/j.ypmed.2024.107941){.uri}](https://doi.org/10.1016/j.ypmed.2024.107941) </w:t>
+      </w:r>
+      <w:r>
+        <w:rPr>
+          <w:rFonts w:ascii="Apple Color Emoji" w:hAnsi="Apple Color Emoji" w:cs="Apple Color Emoji"/>
+        </w:rPr>
+        <w:t>🟦</w:t>
+      </w:r>
+      <w:r>
+        <w:t xml:space="preserve"> </w:t>
+      </w:r>
+      <w:r>
+        <w:rPr>
+          <w:rFonts w:ascii="Apple Color Emoji" w:hAnsi="Apple Color Emoji" w:cs="Apple Color Emoji"/>
+        </w:rPr>
+        <w:t>🔲</w:t>
+      </w:r>
+      <w:r>
+        <w:t xml:space="preserve"> </w:t>
+      </w:r>
+      <w:r>
+        <w:rPr>
+          <w:rFonts w:ascii="Apple Color Emoji" w:hAnsi="Apple Color Emoji" w:cs="Apple Color Emoji"/>
+        </w:rPr>
+        <w:t>❇️</w:t>
+      </w:r>
+    </w:p>
+    <w:p/>
+    <w:p>
+      <w:pPr>
+        <w:pStyle w:val="ListParagraph"/>
+        <w:numPr>
+          <w:ilvl w:val="0"/>
+          <w:numId w:val="2"/>
+        </w:numPr>
+        <w:ind w:left="440"/>
+      </w:pPr>
+      <w:r>
+        <w:t xml:space="preserve">Waters AR, Petermann VM, </w:t>
+      </w:r>
+      <w:proofErr w:type="spellStart"/>
+      <w:r>
+        <w:t>Planey</w:t>
+      </w:r>
+      <w:proofErr w:type="spellEnd"/>
+      <w:r>
+        <w:t xml:space="preserve"> AM, Manning M, **Spencer JC**, </w:t>
+      </w:r>
+      <w:proofErr w:type="spellStart"/>
+      <w:r>
+        <w:t>Spees</w:t>
+      </w:r>
+      <w:proofErr w:type="spellEnd"/>
+      <w:r>
+        <w:t xml:space="preserve"> LP, Rosenstein DL, </w:t>
+      </w:r>
+      <w:proofErr w:type="spellStart"/>
+      <w:r>
+        <w:t>Gellin</w:t>
+      </w:r>
+      <w:proofErr w:type="spellEnd"/>
+      <w:r>
+        <w:t xml:space="preserve"> M, Padilla N, Reeder-Hayes K, Wheeler SB. Financial Burden among Metastatic Breast Cancer Patients: A Qualitative Inquiry of Costs, Financial Assistance, Health Insurance, and Financial Coping Behaviors. Cancer Causes and Control. 2024. DOI: 10.1007/210552-024-01854-8 </w:t>
+      </w:r>
+      <w:r>
+        <w:rPr>
+          <w:rFonts w:ascii="Apple Color Emoji" w:hAnsi="Apple Color Emoji" w:cs="Apple Color Emoji"/>
+        </w:rPr>
+        <w:t>🟪❇️</w:t>
+      </w:r>
+    </w:p>
+    <w:p/>
+    <w:p>
+      <w:pPr>
+        <w:pStyle w:val="ListParagraph"/>
+        <w:numPr>
+          <w:ilvl w:val="0"/>
+          <w:numId w:val="2"/>
+        </w:numPr>
+        <w:ind w:left="440"/>
+      </w:pPr>
+      <w:r>
+        <w:t xml:space="preserve">Suk R, Xie Z, **Spencer JC**, </w:t>
+      </w:r>
+      <w:proofErr w:type="spellStart"/>
+      <w:r>
+        <w:t>Lemieuz-Cumberlege</w:t>
+      </w:r>
+      <w:proofErr w:type="spellEnd"/>
+      <w:r>
+        <w:t xml:space="preserve"> A, Hong YR. Lesbian, Gay, Bisexual, and Other Sexual Minority Adults in the United States and their Unmet Medical Needs and Telehealth use Due to the COVID-19 Pandemic. Annals of LGBTQ Public and Population Health. Jan 30</w:t>
+      </w:r>
+      <w:proofErr w:type="gramStart"/>
+      <w:r>
+        <w:t xml:space="preserve"> 2024</w:t>
+      </w:r>
+      <w:proofErr w:type="gramEnd"/>
+      <w:r>
+        <w:t xml:space="preserve">. DOI: 10.1891/LGBTQ-2022-0029 </w:t>
+      </w:r>
+      <w:r>
+        <w:rPr>
+          <w:rFonts w:ascii="Apple Color Emoji" w:hAnsi="Apple Color Emoji" w:cs="Apple Color Emoji"/>
+        </w:rPr>
+        <w:t>❇️</w:t>
+      </w:r>
+    </w:p>
+    <w:p/>
+    <w:p>
+      <w:pPr>
+        <w:pStyle w:val="ListParagraph"/>
+        <w:numPr>
+          <w:ilvl w:val="0"/>
+          <w:numId w:val="2"/>
+        </w:numPr>
+        <w:ind w:left="440"/>
+      </w:pPr>
+      <w:r>
+        <w:t>**Spencer JC**, Burger EA, Campos NG, Regan MC, Sy S, Kim JJ. [Adapting a model of cervical carcinogenesis to self-identified Black women to evaluate racial disparities in the United States. </w:t>
+      </w:r>
+      <w:proofErr w:type="gramStart"/>
+      <w:r>
+        <w:t>](</w:t>
+      </w:r>
+      <w:proofErr w:type="gramEnd"/>
+      <w:r>
+        <w:t xml:space="preserve">https://www.ncbi.nlm.nih.gov/pubmed/37947333/)J Natl Cancer Inst </w:t>
+      </w:r>
+      <w:proofErr w:type="spellStart"/>
+      <w:r>
+        <w:t>Monogr</w:t>
+      </w:r>
+      <w:proofErr w:type="spellEnd"/>
+      <w:r>
+        <w:t>. 2023 Nov 8;2023(62):188-195. </w:t>
+      </w:r>
+      <w:proofErr w:type="spellStart"/>
+      <w:r>
+        <w:t>doi</w:t>
+      </w:r>
+      <w:proofErr w:type="spellEnd"/>
+      <w:r>
+        <w:t>: 10.1093/</w:t>
+      </w:r>
+      <w:proofErr w:type="spellStart"/>
+      <w:r>
+        <w:t>jncimonographs</w:t>
+      </w:r>
+      <w:proofErr w:type="spellEnd"/>
+      <w:r>
+        <w:t xml:space="preserve">/lgad015. PubMed PMID: 37947333; PubMed Central PMCID: PMC10637021. </w:t>
+      </w:r>
+      <w:r>
+        <w:rPr>
+          <w:rFonts w:ascii="Apple Color Emoji" w:hAnsi="Apple Color Emoji" w:cs="Apple Color Emoji"/>
+        </w:rPr>
+        <w:t>🟦</w:t>
+      </w:r>
+      <w:r>
+        <w:t xml:space="preserve"> </w:t>
+      </w:r>
+      <w:r>
+        <w:rPr>
+          <w:rFonts w:ascii="Apple Color Emoji" w:hAnsi="Apple Color Emoji" w:cs="Apple Color Emoji"/>
+        </w:rPr>
+        <w:t>🔲</w:t>
+      </w:r>
+      <w:r>
+        <w:t xml:space="preserve"> </w:t>
+      </w:r>
+      <w:r>
+        <w:rPr>
+          <w:rFonts w:ascii="Apple Color Emoji" w:hAnsi="Apple Color Emoji" w:cs="Apple Color Emoji"/>
+        </w:rPr>
+        <w:t>❇️</w:t>
+      </w:r>
+    </w:p>
+    <w:p/>
+    <w:p>
+      <w:pPr>
+        <w:pStyle w:val="ListParagraph"/>
+        <w:numPr>
+          <w:ilvl w:val="0"/>
+          <w:numId w:val="2"/>
+        </w:numPr>
+        <w:ind w:left="440"/>
+      </w:pPr>
+      <w:r>
+        <w:t xml:space="preserve">Reeder-Hayes KE, Biddell CB, Manning ML, Rosenstein DL, Samuel-Ryals CA, **Spencer JC**, Smith S, Deal A, </w:t>
+      </w:r>
+      <w:proofErr w:type="spellStart"/>
+      <w:r>
+        <w:t>Gellin</w:t>
+      </w:r>
+      <w:proofErr w:type="spellEnd"/>
+      <w:r>
+        <w:t xml:space="preserve"> M, Wheeler SB. Knowledge, Attitudes, and Resources of Frontline Oncology Support Personnel Regarding Financial Burden in Patients </w:t>
+      </w:r>
+      <w:proofErr w:type="gramStart"/>
+      <w:r>
+        <w:t>With</w:t>
+      </w:r>
+      <w:proofErr w:type="gramEnd"/>
+      <w:r>
+        <w:t xml:space="preserve"> Cancer. JCO Oncology Practice. Published online June 6</w:t>
+      </w:r>
+      <w:proofErr w:type="gramStart"/>
+      <w:r>
+        <w:t xml:space="preserve"> 2023</w:t>
+      </w:r>
+      <w:proofErr w:type="gramEnd"/>
+      <w:r>
+        <w:t xml:space="preserve">. &lt;doi:10.12000/OP.22.00631&gt; </w:t>
+      </w:r>
+      <w:r>
+        <w:rPr>
+          <w:rFonts w:ascii="Apple Color Emoji" w:hAnsi="Apple Color Emoji" w:cs="Apple Color Emoji"/>
+        </w:rPr>
+        <w:t>❇️</w:t>
+      </w:r>
+    </w:p>
+    <w:p/>
+    <w:p>
+      <w:pPr>
+        <w:pStyle w:val="ListParagraph"/>
+        <w:numPr>
+          <w:ilvl w:val="0"/>
+          <w:numId w:val="2"/>
+        </w:numPr>
+        <w:ind w:left="440"/>
+      </w:pPr>
+      <w:r>
+        <w:t xml:space="preserve">**Spencer </w:t>
+      </w:r>
+      <w:proofErr w:type="gramStart"/>
+      <w:r>
+        <w:t>JC,*</w:t>
+      </w:r>
+      <w:proofErr w:type="gramEnd"/>
+      <w:r>
+        <w:t xml:space="preserve">* Kim JJ, Tiro JA, Feldman SJ, </w:t>
+      </w:r>
+      <w:proofErr w:type="spellStart"/>
+      <w:r>
+        <w:t>Kobrin</w:t>
+      </w:r>
+      <w:proofErr w:type="spellEnd"/>
+      <w:r>
+        <w:t xml:space="preserve"> SC, Skinner CS, Wang L, McCarthy AM, Atlas SJ, Pruitt SL, Silver MI. Racial and Ethnic Disparities in Cervical Cancer Screening from Three US Healthcare Settings. Am J Prev Med. Published online May 3, </w:t>
+      </w:r>
+      <w:proofErr w:type="gramStart"/>
+      <w:r>
+        <w:t>2023:S</w:t>
+      </w:r>
+      <w:proofErr w:type="gramEnd"/>
+      <w:r>
+        <w:t>0749-3797(23)00202-7. [</w:t>
+      </w:r>
+      <w:proofErr w:type="gramStart"/>
+      <w:r>
+        <w:t>doi:[</w:t>
+      </w:r>
+      <w:proofErr w:type="gramEnd"/>
+      <w:r>
+        <w:t xml:space="preserve">10.1016/j.amepre.2023.04.016](doi:%5B10.1016/j.amepre.2023.04.016){.uri}](https://doi.org/10.1016/j.amepre.2023.04.016) </w:t>
+      </w:r>
+      <w:r>
+        <w:rPr>
+          <w:rFonts w:ascii="Apple Color Emoji" w:hAnsi="Apple Color Emoji" w:cs="Apple Color Emoji"/>
+        </w:rPr>
+        <w:t>🟦❇️</w:t>
+      </w:r>
+    </w:p>
+    <w:p/>
+    <w:p>
+      <w:pPr>
+        <w:pStyle w:val="ListParagraph"/>
+        <w:numPr>
+          <w:ilvl w:val="0"/>
+          <w:numId w:val="2"/>
+        </w:numPr>
+        <w:ind w:left="440"/>
+      </w:pPr>
+      <w:r>
+        <w:t>Wheeler SB, **Spencer J**, Drier SW, Fray N, Reeder-Hayes KE. Motivational Interviewing Counseling to Increase Endocrine Therapy Adherence in Diverse Patients. Cancers (Basel). 2023;15(7):1973. [</w:t>
+      </w:r>
+      <w:proofErr w:type="gramStart"/>
+      <w:r>
+        <w:t>doi:[</w:t>
+      </w:r>
+      <w:proofErr w:type="gramEnd"/>
+      <w:r>
+        <w:t xml:space="preserve">10.3390/cancers15071973](doi:%5B10.3390/cancers15071973){.uri}](https://doi.org/10.3390/cancers15071973) </w:t>
+      </w:r>
+      <w:r>
+        <w:rPr>
+          <w:rFonts w:ascii="Apple Color Emoji" w:hAnsi="Apple Color Emoji" w:cs="Apple Color Emoji"/>
+        </w:rPr>
+        <w:t>🟪❇️</w:t>
+      </w:r>
+    </w:p>
+    <w:p/>
+    <w:p>
+      <w:pPr>
+        <w:pStyle w:val="ListParagraph"/>
+        <w:numPr>
+          <w:ilvl w:val="0"/>
+          <w:numId w:val="2"/>
+        </w:numPr>
+        <w:ind w:left="440"/>
+      </w:pPr>
+      <w:r>
+        <w:t xml:space="preserve">Wheeler SB, **Spencer JC**, Manning ML, Samuel CA, Reeder-Hayes KE, Greenup RA, </w:t>
+      </w:r>
+      <w:proofErr w:type="spellStart"/>
+      <w:r>
+        <w:t>Spees</w:t>
+      </w:r>
+      <w:proofErr w:type="spellEnd"/>
+      <w:r>
+        <w:t xml:space="preserve"> LP, Rosenstein DL. Multidimensional financial hardship among uninsured and insured young adult patients with metastatic breast cancer. Cancer Med. Published online May 6, 2023. [</w:t>
+      </w:r>
+      <w:proofErr w:type="gramStart"/>
+      <w:r>
+        <w:t>doi:[</w:t>
+      </w:r>
+      <w:proofErr w:type="gramEnd"/>
+      <w:r>
+        <w:t xml:space="preserve">10.1002/cam4.5885](doi:%5B10.1002/cam4.5885){.uri}](https://doi.org/10.1002/cam4.5885) </w:t>
+      </w:r>
+      <w:r>
+        <w:rPr>
+          <w:rFonts w:ascii="Apple Color Emoji" w:hAnsi="Apple Color Emoji" w:cs="Apple Color Emoji"/>
+        </w:rPr>
+        <w:t>🟪❇️</w:t>
+      </w:r>
+    </w:p>
+    <w:p/>
+    <w:p>
+      <w:pPr>
+        <w:pStyle w:val="ListParagraph"/>
+        <w:numPr>
+          <w:ilvl w:val="0"/>
+          <w:numId w:val="2"/>
+        </w:numPr>
+        <w:ind w:left="440"/>
+      </w:pPr>
+      <w:r>
+        <w:t xml:space="preserve">**Spencer </w:t>
+      </w:r>
+      <w:proofErr w:type="gramStart"/>
+      <w:r>
+        <w:t>JC,*</w:t>
+      </w:r>
+      <w:proofErr w:type="gramEnd"/>
+      <w:r>
+        <w:t xml:space="preserve">* Noel L, </w:t>
+      </w:r>
+      <w:proofErr w:type="spellStart"/>
+      <w:r>
+        <w:t>Shokar</w:t>
+      </w:r>
+      <w:proofErr w:type="spellEnd"/>
+      <w:r>
+        <w:t xml:space="preserve"> NK, </w:t>
+      </w:r>
+      <w:proofErr w:type="spellStart"/>
+      <w:r>
+        <w:t>Pignone</w:t>
+      </w:r>
+      <w:proofErr w:type="spellEnd"/>
+      <w:r>
+        <w:t xml:space="preserve"> MP. Understanding the role of access in Hispanic cancer screening disparities. Cancer. 2023 Feb 14. </w:t>
+      </w:r>
+      <w:proofErr w:type="spellStart"/>
+      <w:r>
+        <w:t>doi</w:t>
+      </w:r>
+      <w:proofErr w:type="spellEnd"/>
+      <w:r>
+        <w:t xml:space="preserve">: 10.1002/cncr.34696. </w:t>
+      </w:r>
+      <w:proofErr w:type="spellStart"/>
+      <w:r>
+        <w:t>Epub</w:t>
+      </w:r>
+      <w:proofErr w:type="spellEnd"/>
+      <w:r>
+        <w:t xml:space="preserve"> ahead of print. PMID: 36787126. </w:t>
+      </w:r>
+      <w:r>
+        <w:rPr>
+          <w:rFonts w:ascii="Apple Color Emoji" w:hAnsi="Apple Color Emoji" w:cs="Apple Color Emoji"/>
+        </w:rPr>
+        <w:t>🟦</w:t>
+      </w:r>
+      <w:r>
+        <w:t xml:space="preserve"> </w:t>
+      </w:r>
+      <w:r>
+        <w:rPr>
+          <w:rFonts w:ascii="Apple Color Emoji" w:hAnsi="Apple Color Emoji" w:cs="Apple Color Emoji"/>
+        </w:rPr>
+        <w:t>🟧</w:t>
+      </w:r>
+      <w:r>
+        <w:t xml:space="preserve"> </w:t>
+      </w:r>
+      <w:r>
+        <w:rPr>
+          <w:rFonts w:ascii="Apple Color Emoji" w:hAnsi="Apple Color Emoji" w:cs="Apple Color Emoji"/>
+        </w:rPr>
+        <w:t>🟪❇️</w:t>
+      </w:r>
+    </w:p>
+    <w:p/>
+    <w:p>
+      <w:pPr>
+        <w:pStyle w:val="ListParagraph"/>
+        <w:numPr>
+          <w:ilvl w:val="0"/>
+          <w:numId w:val="2"/>
+        </w:numPr>
+        <w:ind w:left="440"/>
+      </w:pPr>
+      <w:r>
+        <w:t xml:space="preserve">Park C, Heo JH, Mehta S, Han S, **Spencer </w:t>
+      </w:r>
+      <w:proofErr w:type="gramStart"/>
+      <w:r>
+        <w:t>JC.*</w:t>
+      </w:r>
+      <w:proofErr w:type="gramEnd"/>
+      <w:r>
+        <w:t xml:space="preserve">* Adherence to Adjuvant Endocrine Therapy and Survival Among Older Women with Early-Stage Hormone Receptor-Positive Breast Cancer. Clin Drug </w:t>
+      </w:r>
+      <w:proofErr w:type="spellStart"/>
+      <w:r>
+        <w:t>Investig</w:t>
+      </w:r>
+      <w:proofErr w:type="spellEnd"/>
+      <w:r>
+        <w:t xml:space="preserve">. 2023 Feb 6. &lt;doi:10.1007/s40261-023-01247-w&gt;. </w:t>
+      </w:r>
+      <w:proofErr w:type="spellStart"/>
+      <w:r>
+        <w:t>Epub</w:t>
+      </w:r>
+      <w:proofErr w:type="spellEnd"/>
+      <w:r>
+        <w:t xml:space="preserve"> ahead of print. PMID: 36740664. </w:t>
+      </w:r>
+      <w:r>
+        <w:rPr>
+          <w:rFonts w:ascii="Apple Color Emoji" w:hAnsi="Apple Color Emoji" w:cs="Apple Color Emoji"/>
+        </w:rPr>
+        <w:t>🟪</w:t>
+      </w:r>
+    </w:p>
+    <w:p/>
+    <w:p>
+      <w:pPr>
+        <w:pStyle w:val="ListParagraph"/>
+        <w:numPr>
+          <w:ilvl w:val="0"/>
+          <w:numId w:val="2"/>
+        </w:numPr>
+        <w:ind w:left="440"/>
+      </w:pPr>
+      <w:r>
+        <w:t xml:space="preserve">Zhan FB, Liu Y, Yang M, </w:t>
+      </w:r>
+      <w:proofErr w:type="spellStart"/>
+      <w:r>
+        <w:t>Kluz</w:t>
+      </w:r>
+      <w:proofErr w:type="spellEnd"/>
+      <w:r>
+        <w:t xml:space="preserve"> N, Olmstead TA, **Spencer JC**, </w:t>
+      </w:r>
+      <w:proofErr w:type="spellStart"/>
+      <w:r>
+        <w:t>Shokar</w:t>
+      </w:r>
+      <w:proofErr w:type="spellEnd"/>
+      <w:r>
+        <w:t xml:space="preserve"> NK, Cruz, RL, </w:t>
+      </w:r>
+      <w:proofErr w:type="spellStart"/>
+      <w:r>
+        <w:t>Pignone</w:t>
+      </w:r>
+      <w:proofErr w:type="spellEnd"/>
+      <w:r>
+        <w:t xml:space="preserve"> MP. Using GIS to Identify Priority Sites for Colorectal Cancer Screening Programs in Texas Health Centers. Preventing Chronic Disease. 2023; 20:220205. [</w:t>
+      </w:r>
+      <w:proofErr w:type="gramStart"/>
+      <w:r>
+        <w:t>doi:[</w:t>
+      </w:r>
+      <w:proofErr w:type="gramEnd"/>
+      <w:r>
+        <w:t xml:space="preserve">10.5888/pcd20.220205](doi:%5B10.5888/pcd20.220205){.uri}](https://doi.org/10.5888/pcd20.220205) </w:t>
+      </w:r>
+      <w:r>
+        <w:rPr>
+          <w:rFonts w:ascii="Apple Color Emoji" w:hAnsi="Apple Color Emoji" w:cs="Apple Color Emoji"/>
+        </w:rPr>
+        <w:t>🟧</w:t>
+      </w:r>
+    </w:p>
+    <w:p/>
+    <w:p>
+      <w:pPr>
+        <w:pStyle w:val="ListParagraph"/>
+        <w:numPr>
+          <w:ilvl w:val="0"/>
+          <w:numId w:val="2"/>
+        </w:numPr>
+        <w:ind w:left="440"/>
+      </w:pPr>
+      <w:r>
         <w:lastRenderedPageBreak/>
-        <w:t>Zhang S\*, Patel VR, **Spencer JC**, Hayes AB, Adamson AS*</w:t>
-      </w:r>
-      <w:proofErr w:type="gramStart"/>
-      <w:r>
-        <w:t>*.*</w:t>
-      </w:r>
-      <w:proofErr w:type="gramEnd"/>
-      <w:r>
-        <w:t xml:space="preserve">* Racial and Ethnic Differences in the Risk of Second Primary Melanoma. JAMA Derm. 2024 Oct 9. &lt;doi:10.1001/jamadermatol.2024.3450&gt;. Online ahead of print. </w:t>
+        <w:t xml:space="preserve">**Spencer JC**, Campos NG, Burger EA, Sy S, Kim JJ. Potential Effectiveness of a Therapeutic HPV Intervention Campaign in Uganda. Int J Cancer. 2022 March 1; 150(5). &lt;doi:10.1002/ijc.33867&gt;. 2022 March 1; PubMed PMID: 34741526 </w:t>
+      </w:r>
+      <w:r>
+        <w:rPr>
+          <w:rFonts w:ascii="Apple Color Emoji" w:hAnsi="Apple Color Emoji" w:cs="Apple Color Emoji"/>
+        </w:rPr>
+        <w:t>🟦</w:t>
+      </w:r>
+      <w:r>
+        <w:t xml:space="preserve"> </w:t>
+      </w:r>
+      <w:r>
+        <w:rPr>
+          <w:rFonts w:ascii="Apple Color Emoji" w:hAnsi="Apple Color Emoji" w:cs="Apple Color Emoji"/>
+        </w:rPr>
+        <w:t>🔲</w:t>
+      </w:r>
+    </w:p>
+    <w:p/>
+    <w:p>
+      <w:pPr>
+        <w:pStyle w:val="ListParagraph"/>
+        <w:numPr>
+          <w:ilvl w:val="0"/>
+          <w:numId w:val="2"/>
+        </w:numPr>
+        <w:ind w:left="440"/>
+      </w:pPr>
+      <w:r>
+        <w:t xml:space="preserve">Suk R, </w:t>
+      </w:r>
+      <w:proofErr w:type="spellStart"/>
+      <w:r>
+        <w:t>Hony</w:t>
+      </w:r>
+      <w:proofErr w:type="spellEnd"/>
+      <w:r>
+        <w:t xml:space="preserve"> Y, Rajan SS, Xie Z, Zhu Y, **Spencer JC**. Assessment of US Preventive Services Task Force Guideline-Concordant Cervical Cancer Screening Rates and Reasons for Underscreening by Age, Race and Ethnicity, Sexual Orientation, Rurality, and Insurance, 2005 to 2019. JAMA </w:t>
+      </w:r>
+      <w:proofErr w:type="spellStart"/>
+      <w:r>
+        <w:t>Netw</w:t>
+      </w:r>
+      <w:proofErr w:type="spellEnd"/>
+      <w:r>
+        <w:t xml:space="preserve"> Open. 2022 Jan 4; 5(1</w:t>
+      </w:r>
+      <w:proofErr w:type="gramStart"/>
+      <w:r>
+        <w:t>):e</w:t>
+      </w:r>
+      <w:proofErr w:type="gramEnd"/>
+      <w:r>
+        <w:t xml:space="preserve">2143582. &lt;doi:10.1001/jamanetworkopen.2021.43582&gt; </w:t>
+      </w:r>
+      <w:r>
+        <w:rPr>
+          <w:rFonts w:ascii="Apple Color Emoji" w:hAnsi="Apple Color Emoji" w:cs="Apple Color Emoji"/>
+        </w:rPr>
+        <w:t>🟦❇️</w:t>
+      </w:r>
+    </w:p>
+    <w:p/>
+    <w:p>
+      <w:pPr>
+        <w:pStyle w:val="ListParagraph"/>
+        <w:numPr>
+          <w:ilvl w:val="0"/>
+          <w:numId w:val="2"/>
+        </w:numPr>
+        <w:ind w:left="440"/>
+      </w:pPr>
+      <w:r>
+        <w:t xml:space="preserve">**Spencer JC**, Brewer NT, Coyne-Beasley T, </w:t>
+      </w:r>
+      <w:proofErr w:type="spellStart"/>
+      <w:r>
+        <w:t>Trogdon</w:t>
+      </w:r>
+      <w:proofErr w:type="spellEnd"/>
+      <w:r>
+        <w:t xml:space="preserve"> JG, Weinberger M, Wheeler SB. Reducing Poverty-related Disparities in Cervical Cancer: The Role of HPV Vaccination. Cancer Epidemiol Biomarkers Prev. 2021 Sept 9. *</w:t>
+      </w:r>
+      <w:proofErr w:type="gramStart"/>
+      <w:r>
+        <w:t>ePub.*</w:t>
+      </w:r>
+      <w:proofErr w:type="gramEnd"/>
+      <w:r>
+        <w:t xml:space="preserve"> PubMed PMID: 34503948 </w:t>
+      </w:r>
+      <w:r>
+        <w:rPr>
+          <w:rFonts w:ascii="Apple Color Emoji" w:hAnsi="Apple Color Emoji" w:cs="Apple Color Emoji"/>
+        </w:rPr>
+        <w:t>🟦</w:t>
+      </w:r>
+      <w:r>
+        <w:t xml:space="preserve"> </w:t>
+      </w:r>
+      <w:r>
+        <w:rPr>
+          <w:rFonts w:ascii="Apple Color Emoji" w:hAnsi="Apple Color Emoji" w:cs="Apple Color Emoji"/>
+        </w:rPr>
+        <w:t>🔲</w:t>
+      </w:r>
+      <w:r>
+        <w:t xml:space="preserve"> </w:t>
       </w:r>
       <w:r>
         <w:rPr>
@@ -1270,47 +2067,23 @@
         <w:ind w:left="440"/>
       </w:pPr>
       <w:r>
-        <w:t xml:space="preserve">**Spencer JC**, Charlton BM, </w:t>
-      </w:r>
-      <w:proofErr w:type="spellStart"/>
-      <w:r>
-        <w:t>Pretsch</w:t>
-      </w:r>
-      <w:proofErr w:type="spellEnd"/>
-      <w:r>
-        <w:t xml:space="preserve"> PK, </w:t>
-      </w:r>
-      <w:proofErr w:type="spellStart"/>
-      <w:r>
-        <w:t>Schnarrs</w:t>
-      </w:r>
-      <w:proofErr w:type="spellEnd"/>
-      <w:r>
-        <w:t xml:space="preserve"> PW, </w:t>
-      </w:r>
-      <w:proofErr w:type="spellStart"/>
-      <w:r>
-        <w:t>Spees</w:t>
-      </w:r>
-      <w:proofErr w:type="spellEnd"/>
-      <w:r>
-        <w:t xml:space="preserve"> LP, Hudgens MG, Barclay L, Wheeler SB, Brewer NT, Smith JS. [Barriers to Cervical Cancer Screening by Sexual Orientation Among Low-Income Women in North Carolina</w:t>
-      </w:r>
-      <w:proofErr w:type="gramStart"/>
-      <w:r>
-        <w:t>.](</w:t>
-      </w:r>
-      <w:proofErr w:type="gramEnd"/>
-      <w:r>
-        <w:t xml:space="preserve">https://pubmed.ncbi.nlm.nih.gov/38627295/) Arch Sex </w:t>
-      </w:r>
-      <w:proofErr w:type="spellStart"/>
-      <w:r>
-        <w:t>Behav</w:t>
-      </w:r>
-      <w:proofErr w:type="spellEnd"/>
-      <w:r>
-        <w:t xml:space="preserve">. 2024 Apr 16. </w:t>
+        <w:t xml:space="preserve">**Spencer JC**, Brewer NT, </w:t>
+      </w:r>
+      <w:proofErr w:type="spellStart"/>
+      <w:r>
+        <w:t>Trogdon</w:t>
+      </w:r>
+      <w:proofErr w:type="spellEnd"/>
+      <w:r>
+        <w:t xml:space="preserve"> JG, Weinberger M, Coyne-Beasley T, Wheeler SB. [Cost-effectiveness of Interventions to Increase HPV Vaccine Uptake. </w:t>
+      </w:r>
+      <w:proofErr w:type="gramStart"/>
+      <w:r>
+        <w:t>](</w:t>
+      </w:r>
+      <w:proofErr w:type="gramEnd"/>
+      <w:r>
+        <w:t>https://www.ncbi.nlm.nih.gov/pubmed/33199466/)Pediatrics. 2020 Dec;146(6). </w:t>
       </w:r>
       <w:proofErr w:type="spellStart"/>
       <w:r>
@@ -1318,7 +2091,319 @@
       </w:r>
       <w:proofErr w:type="spellEnd"/>
       <w:r>
-        <w:t xml:space="preserve">: 10.1007/s10508-024-02844-2. Online ahead of print. PMID: 38627295 </w:t>
+        <w:t>: 10.1542/peds.2020-0395. </w:t>
+      </w:r>
+      <w:proofErr w:type="spellStart"/>
+      <w:r>
+        <w:t>Epub</w:t>
+      </w:r>
+      <w:proofErr w:type="spellEnd"/>
+      <w:r>
+        <w:t xml:space="preserve"> 2020 Nov 16. PubMed PMID: 33199466; PubMed Central PMCID: PMC7786823. </w:t>
+      </w:r>
+      <w:r>
+        <w:rPr>
+          <w:rFonts w:ascii="Apple Color Emoji" w:hAnsi="Apple Color Emoji" w:cs="Apple Color Emoji"/>
+        </w:rPr>
+        <w:t>🟦</w:t>
+      </w:r>
+      <w:r>
+        <w:t xml:space="preserve"> </w:t>
+      </w:r>
+      <w:r>
+        <w:rPr>
+          <w:rFonts w:ascii="Apple Color Emoji" w:hAnsi="Apple Color Emoji" w:cs="Apple Color Emoji"/>
+        </w:rPr>
+        <w:t>🔲</w:t>
+      </w:r>
+    </w:p>
+    <w:p/>
+    <w:p>
+      <w:pPr>
+        <w:pStyle w:val="ListParagraph"/>
+        <w:numPr>
+          <w:ilvl w:val="0"/>
+          <w:numId w:val="2"/>
+        </w:numPr>
+        <w:ind w:left="440"/>
+      </w:pPr>
+      <w:r>
+        <w:t xml:space="preserve">**Spencer JC**, Rotter JS, Eberth JM, Zahnd WE, Vanderpool RC, Ko LK, Davis MM, </w:t>
+      </w:r>
+      <w:proofErr w:type="spellStart"/>
+      <w:r>
+        <w:t>Troester</w:t>
+      </w:r>
+      <w:proofErr w:type="spellEnd"/>
+      <w:r>
+        <w:t xml:space="preserve"> MA, Olshan AF, Wheeler SB. [Employment Changes Following Breast Cancer Diagnosis: The Effects of Race and Place. </w:t>
+      </w:r>
+      <w:proofErr w:type="gramStart"/>
+      <w:r>
+        <w:t>](</w:t>
+      </w:r>
+      <w:proofErr w:type="gramEnd"/>
+      <w:r>
+        <w:t>https://www.ncbi.nlm.nih.gov/pubmed/31599949/)J Natl Cancer Inst. 2020 Jun 1;112(6):647-650. </w:t>
+      </w:r>
+      <w:proofErr w:type="spellStart"/>
+      <w:r>
+        <w:t>doi</w:t>
+      </w:r>
+      <w:proofErr w:type="spellEnd"/>
+      <w:r>
+        <w:t>: 10.1093/</w:t>
+      </w:r>
+      <w:proofErr w:type="spellStart"/>
+      <w:r>
+        <w:t>jnci</w:t>
+      </w:r>
+      <w:proofErr w:type="spellEnd"/>
+      <w:r>
+        <w:t xml:space="preserve">/djz197. PubMed PMID: 31599949; PubMed Central PMCID: PMC7301070. </w:t>
+      </w:r>
+      <w:r>
+        <w:rPr>
+          <w:rFonts w:ascii="Apple Color Emoji" w:hAnsi="Apple Color Emoji" w:cs="Apple Color Emoji"/>
+        </w:rPr>
+        <w:t>🟪❇️</w:t>
+      </w:r>
+    </w:p>
+    <w:p/>
+    <w:p>
+      <w:pPr>
+        <w:pStyle w:val="ListParagraph"/>
+        <w:numPr>
+          <w:ilvl w:val="0"/>
+          <w:numId w:val="2"/>
+        </w:numPr>
+        <w:ind w:left="440"/>
+      </w:pPr>
+      <w:r>
+        <w:t xml:space="preserve">**Spencer JC**, Reeve BB, </w:t>
+      </w:r>
+      <w:proofErr w:type="spellStart"/>
+      <w:r>
+        <w:t>Troester</w:t>
+      </w:r>
+      <w:proofErr w:type="spellEnd"/>
+      <w:r>
+        <w:t xml:space="preserve"> MA, Wheeler SB. [Factors Associated with Endocrine Therapy Non-Adherence in Breast Cancer Survivors. </w:t>
+      </w:r>
+      <w:proofErr w:type="gramStart"/>
+      <w:r>
+        <w:t>](</w:t>
+      </w:r>
+      <w:proofErr w:type="gramEnd"/>
+      <w:r>
+        <w:t>https://www.ncbi.nlm.nih.gov/pubmed/32048400/)Psychooncology. 2020 Apr;29(4):647-654. </w:t>
+      </w:r>
+      <w:proofErr w:type="spellStart"/>
+      <w:r>
+        <w:t>doi</w:t>
+      </w:r>
+      <w:proofErr w:type="spellEnd"/>
+      <w:r>
+        <w:t>: 10.1002/pon.5289. </w:t>
+      </w:r>
+      <w:proofErr w:type="spellStart"/>
+      <w:r>
+        <w:t>Epub</w:t>
+      </w:r>
+      <w:proofErr w:type="spellEnd"/>
+      <w:r>
+        <w:t xml:space="preserve"> 2020 Feb 11. PubMed PMID: 32048400; PubMed Central PMCID: PMC7190446. </w:t>
+      </w:r>
+      <w:r>
+        <w:rPr>
+          <w:rFonts w:ascii="Apple Color Emoji" w:hAnsi="Apple Color Emoji" w:cs="Apple Color Emoji"/>
+        </w:rPr>
+        <w:t>🟪❇️</w:t>
+      </w:r>
+    </w:p>
+    <w:p/>
+    <w:p>
+      <w:pPr>
+        <w:pStyle w:val="ListParagraph"/>
+        <w:numPr>
+          <w:ilvl w:val="0"/>
+          <w:numId w:val="2"/>
+        </w:numPr>
+        <w:ind w:left="440"/>
+      </w:pPr>
+      <w:r>
+        <w:t>Samuel CA, **Spencer JC**, Rosenstein DL, Reeder-Hayes KE, Manning ML, Sellers JB, Wheeler SB. [Racial differences in employment and cost-management behaviors in patients with metastatic breast cancer. </w:t>
+      </w:r>
+      <w:proofErr w:type="gramStart"/>
+      <w:r>
+        <w:t>](</w:t>
+      </w:r>
+      <w:proofErr w:type="gramEnd"/>
+      <w:r>
+        <w:t>https://www.ncbi.nlm.nih.gov/pubmed/31555940/)Breast Cancer Res Treat. 2020 Jan;179(1):207-215. </w:t>
+      </w:r>
+      <w:proofErr w:type="spellStart"/>
+      <w:r>
+        <w:t>doi</w:t>
+      </w:r>
+      <w:proofErr w:type="spellEnd"/>
+      <w:r>
+        <w:t>: 10.1007/s10549-019-05449-9. </w:t>
+      </w:r>
+      <w:proofErr w:type="spellStart"/>
+      <w:r>
+        <w:t>Epub</w:t>
+      </w:r>
+      <w:proofErr w:type="spellEnd"/>
+      <w:r>
+        <w:t xml:space="preserve"> 2019 Sep 25. PubMed PMID: 31555940; PubMed Central PMCID: PMC6989365. </w:t>
+      </w:r>
+      <w:r>
+        <w:rPr>
+          <w:rFonts w:ascii="Apple Color Emoji" w:hAnsi="Apple Color Emoji" w:cs="Apple Color Emoji"/>
+        </w:rPr>
+        <w:t>🟪❇️</w:t>
+      </w:r>
+    </w:p>
+    <w:p/>
+    <w:p>
+      <w:pPr>
+        <w:pStyle w:val="ListParagraph"/>
+        <w:numPr>
+          <w:ilvl w:val="0"/>
+          <w:numId w:val="2"/>
+        </w:numPr>
+        <w:ind w:left="440"/>
+      </w:pPr>
+      <w:r>
+        <w:t xml:space="preserve">James HJ, James TW, Wheeler SB, **Spencer JC**, Baron TH. [Cost-effectiveness of endoscopic ultrasound-directed </w:t>
+      </w:r>
+      <w:proofErr w:type="spellStart"/>
+      <w:r>
+        <w:t>transgastric</w:t>
+      </w:r>
+      <w:proofErr w:type="spellEnd"/>
+      <w:r>
+        <w:t xml:space="preserve"> ERCP compared with device-assisted </w:t>
+      </w:r>
+      <w:r>
+        <w:lastRenderedPageBreak/>
+        <w:t>and laparoscopic-assisted ERCP in patients with Roux-en-Y anatomy. </w:t>
+      </w:r>
+      <w:proofErr w:type="gramStart"/>
+      <w:r>
+        <w:t>](</w:t>
+      </w:r>
+      <w:proofErr w:type="gramEnd"/>
+      <w:r>
+        <w:t>https://www.ncbi.nlm.nih.gov/pubmed/31242509/)Endoscopy. 2019 Nov;51(11):1051-1058. </w:t>
+      </w:r>
+      <w:proofErr w:type="spellStart"/>
+      <w:r>
+        <w:t>doi</w:t>
+      </w:r>
+      <w:proofErr w:type="spellEnd"/>
+      <w:r>
+        <w:t>: 10.1055/a-0938-3918. </w:t>
+      </w:r>
+      <w:proofErr w:type="spellStart"/>
+      <w:r>
+        <w:t>Epub</w:t>
+      </w:r>
+      <w:proofErr w:type="spellEnd"/>
+      <w:r>
+        <w:t xml:space="preserve"> 2019 Jun 26. PubMed PMID: 31242509. </w:t>
+      </w:r>
+      <w:r>
+        <w:rPr>
+          <w:rFonts w:ascii="Apple Color Emoji" w:hAnsi="Apple Color Emoji" w:cs="Apple Color Emoji"/>
+        </w:rPr>
+        <w:t>🔲</w:t>
+      </w:r>
+    </w:p>
+    <w:p/>
+    <w:p>
+      <w:pPr>
+        <w:pStyle w:val="ListParagraph"/>
+        <w:numPr>
+          <w:ilvl w:val="0"/>
+          <w:numId w:val="2"/>
+        </w:numPr>
+        <w:ind w:left="440"/>
+      </w:pPr>
+      <w:r>
+        <w:t>**Spencer JC**, Gertner AK, Silberman PJ. [Health Status and Access to Care for the North Carolina Medicaid Gap Population. </w:t>
+      </w:r>
+      <w:proofErr w:type="gramStart"/>
+      <w:r>
+        <w:t>](</w:t>
+      </w:r>
+      <w:proofErr w:type="gramEnd"/>
+      <w:r>
+        <w:t>https://www.ncbi.nlm.nih.gov/pubmed/31471506/)N C Med J. 2019 Sep-Oct;80(5):269-275. </w:t>
+      </w:r>
+      <w:proofErr w:type="spellStart"/>
+      <w:r>
+        <w:t>doi</w:t>
+      </w:r>
+      <w:proofErr w:type="spellEnd"/>
+      <w:r>
+        <w:t>: 10.18043/ncm.80.5.269. PubMed PMID: 31471506; PubMed Central PMCID: PMC</w:t>
+      </w:r>
+      <w:proofErr w:type="gramStart"/>
+      <w:r>
+        <w:t>6744939.</w:t>
+      </w:r>
+      <w:r>
+        <w:rPr>
+          <w:rFonts w:ascii="Apple Color Emoji" w:hAnsi="Apple Color Emoji" w:cs="Apple Color Emoji"/>
+        </w:rPr>
+        <w:t>❇</w:t>
+      </w:r>
+      <w:proofErr w:type="gramEnd"/>
+      <w:r>
+        <w:rPr>
+          <w:rFonts w:ascii="Apple Color Emoji" w:hAnsi="Apple Color Emoji" w:cs="Apple Color Emoji"/>
+        </w:rPr>
+        <w:t>️</w:t>
+      </w:r>
+    </w:p>
+    <w:p/>
+    <w:p>
+      <w:pPr>
+        <w:pStyle w:val="ListParagraph"/>
+        <w:numPr>
+          <w:ilvl w:val="0"/>
+          <w:numId w:val="2"/>
+        </w:numPr>
+        <w:ind w:left="440"/>
+      </w:pPr>
+      <w:r>
+        <w:t>**Spencer JC**, Calo WA, Brewer NT. [Disparities and reverse disparities in HPV vaccination: A systematic review and meta-analysis. </w:t>
+      </w:r>
+      <w:proofErr w:type="gramStart"/>
+      <w:r>
+        <w:t>](</w:t>
+      </w:r>
+      <w:proofErr w:type="gramEnd"/>
+      <w:r>
+        <w:t>https://www.ncbi.nlm.nih.gov/pubmed/30930259/)Prev Med. 2019 Jun;123:197-203. </w:t>
+      </w:r>
+      <w:proofErr w:type="spellStart"/>
+      <w:r>
+        <w:t>doi</w:t>
+      </w:r>
+      <w:proofErr w:type="spellEnd"/>
+      <w:r>
+        <w:t>: 10.1016/j.ypmed.2019.03.037. </w:t>
+      </w:r>
+      <w:proofErr w:type="spellStart"/>
+      <w:r>
+        <w:t>Epub</w:t>
+      </w:r>
+      <w:proofErr w:type="spellEnd"/>
+      <w:r>
+        <w:t xml:space="preserve"> 2019 Mar 29. PubMed PMID: 30930259; PubMed Central PMCID: PMC6724708. </w:t>
       </w:r>
       <w:r>
         <w:rPr>
@@ -1338,31 +2423,556 @@
         <w:ind w:left="440"/>
       </w:pPr>
       <w:r>
-        <w:t xml:space="preserve">Olmstead T, **Spencer </w:t>
-      </w:r>
-      <w:proofErr w:type="gramStart"/>
-      <w:r>
-        <w:t>JC,*</w:t>
-      </w:r>
-      <w:proofErr w:type="gramEnd"/>
-      <w:r>
-        <w:t xml:space="preserve">* </w:t>
-      </w:r>
-      <w:proofErr w:type="spellStart"/>
-      <w:r>
-        <w:t>Kluz</w:t>
-      </w:r>
-      <w:proofErr w:type="spellEnd"/>
-      <w:r>
-        <w:t xml:space="preserve"> N, Zhan FB, </w:t>
-      </w:r>
-      <w:proofErr w:type="spellStart"/>
-      <w:r>
-        <w:t>Shokar</w:t>
-      </w:r>
-      <w:proofErr w:type="spellEnd"/>
-      <w:r>
-        <w:t xml:space="preserve"> NK, </w:t>
+        <w:t>Wheeler SB, **Spencer J**, Pinheiro LC, Murphy CC, Earp JA, Carey L, Olshan A, Tse CK, Bell ME, Weinberger M, Reeder-Hayes KE. [Endocrine Therapy Nonadherence and Discontinuation in Black and White Women. </w:t>
+      </w:r>
+      <w:proofErr w:type="gramStart"/>
+      <w:r>
+        <w:t>](</w:t>
+      </w:r>
+      <w:proofErr w:type="gramEnd"/>
+      <w:r>
+        <w:t>https://www.ncbi.nlm.nih.gov/pubmed/30239824/)J Natl Cancer Inst. 2019 May 1;111(5):498-508. </w:t>
+      </w:r>
+      <w:proofErr w:type="spellStart"/>
+      <w:r>
+        <w:t>doi</w:t>
+      </w:r>
+      <w:proofErr w:type="spellEnd"/>
+      <w:r>
+        <w:t>: 10.1093/</w:t>
+      </w:r>
+      <w:proofErr w:type="spellStart"/>
+      <w:r>
+        <w:t>jnci</w:t>
+      </w:r>
+      <w:proofErr w:type="spellEnd"/>
+      <w:r>
+        <w:t xml:space="preserve">/djy136. PubMed PMID: 30239824; PubMed Central PMCID: PMC6510227. </w:t>
+      </w:r>
+      <w:r>
+        <w:rPr>
+          <w:rFonts w:ascii="Apple Color Emoji" w:hAnsi="Apple Color Emoji" w:cs="Apple Color Emoji"/>
+        </w:rPr>
+        <w:t>🟪❇️</w:t>
+      </w:r>
+    </w:p>
+    <w:p/>
+    <w:p>
+      <w:pPr>
+        <w:pStyle w:val="ListParagraph"/>
+        <w:numPr>
+          <w:ilvl w:val="0"/>
+          <w:numId w:val="2"/>
+        </w:numPr>
+        <w:ind w:left="440"/>
+      </w:pPr>
+      <w:r>
+        <w:t>Rotter J, **Spencer JC**, Wheeler SB. [Financial Toxicity in Advanced and Metastatic Cancer: Overburdened and Underprepared. </w:t>
+      </w:r>
+      <w:proofErr w:type="gramStart"/>
+      <w:r>
+        <w:t>](</w:t>
+      </w:r>
+      <w:proofErr w:type="gramEnd"/>
+      <w:r>
+        <w:t xml:space="preserve">https://www.ncbi.nlm.nih.gov/pubmed/30844331/)J Oncol </w:t>
+      </w:r>
+      <w:proofErr w:type="spellStart"/>
+      <w:r>
+        <w:t>Pract</w:t>
+      </w:r>
+      <w:proofErr w:type="spellEnd"/>
+      <w:r>
+        <w:t>. 2019 Apr;15(4</w:t>
+      </w:r>
+      <w:proofErr w:type="gramStart"/>
+      <w:r>
+        <w:t>):e</w:t>
+      </w:r>
+      <w:proofErr w:type="gramEnd"/>
+      <w:r>
+        <w:t>300-e307. </w:t>
+      </w:r>
+      <w:proofErr w:type="spellStart"/>
+      <w:r>
+        <w:t>doi</w:t>
+      </w:r>
+      <w:proofErr w:type="spellEnd"/>
+      <w:r>
+        <w:t>: 10.1200/JOP.18.00518. </w:t>
+      </w:r>
+      <w:proofErr w:type="spellStart"/>
+      <w:r>
+        <w:t>Epub</w:t>
+      </w:r>
+      <w:proofErr w:type="spellEnd"/>
+      <w:r>
+        <w:t xml:space="preserve"> 2019 Mar 7. PubMed PMID: 30844331; PubMed Central PMCID: PMC6494243. </w:t>
+      </w:r>
+      <w:r>
+        <w:rPr>
+          <w:rFonts w:ascii="Apple Color Emoji" w:hAnsi="Apple Color Emoji" w:cs="Apple Color Emoji"/>
+        </w:rPr>
+        <w:t>❇️</w:t>
+      </w:r>
+    </w:p>
+    <w:p/>
+    <w:p>
+      <w:pPr>
+        <w:pStyle w:val="ListParagraph"/>
+        <w:numPr>
+          <w:ilvl w:val="0"/>
+          <w:numId w:val="2"/>
+        </w:numPr>
+        <w:ind w:left="440"/>
+      </w:pPr>
+      <w:r>
+        <w:t xml:space="preserve">Rotter JS, **Spencer JC**, Wheeler SB. [Can cancer care costs impact quality of life outcomes for the entire </w:t>
+      </w:r>
+      <w:proofErr w:type="gramStart"/>
+      <w:r>
+        <w:t>household?.</w:t>
+      </w:r>
+      <w:proofErr w:type="gramEnd"/>
+      <w:r>
+        <w:t> </w:t>
+      </w:r>
+      <w:proofErr w:type="gramStart"/>
+      <w:r>
+        <w:t>](</w:t>
+      </w:r>
+      <w:proofErr w:type="gramEnd"/>
+      <w:r>
+        <w:t>https://www.ncbi.nlm.nih.gov/pubmed/30690813/)Psychooncology. 2019 Apr;28(4):924-927. </w:t>
+      </w:r>
+      <w:proofErr w:type="spellStart"/>
+      <w:r>
+        <w:t>doi</w:t>
+      </w:r>
+      <w:proofErr w:type="spellEnd"/>
+      <w:r>
+        <w:t>: 10.1002/pon.5006. </w:t>
+      </w:r>
+      <w:proofErr w:type="spellStart"/>
+      <w:r>
+        <w:t>Epub</w:t>
+      </w:r>
+      <w:proofErr w:type="spellEnd"/>
+      <w:r>
+        <w:t xml:space="preserve"> 2019 Feb 8. PubMed PMID: 30690813; PubMed Central PMCID: PMC6724709.</w:t>
+      </w:r>
+    </w:p>
+    <w:p/>
+    <w:p>
+      <w:pPr>
+        <w:pStyle w:val="ListParagraph"/>
+        <w:numPr>
+          <w:ilvl w:val="0"/>
+          <w:numId w:val="2"/>
+        </w:numPr>
+        <w:ind w:left="440"/>
+      </w:pPr>
+      <w:r>
+        <w:t>**Spencer JC**, Wheeler SB, Rotter JS, Holmes GM. [Decomposing Mortality Disparities in Urban and Rural U.S. Counties. </w:t>
+      </w:r>
+      <w:proofErr w:type="gramStart"/>
+      <w:r>
+        <w:t>](</w:t>
+      </w:r>
+      <w:proofErr w:type="gramEnd"/>
+      <w:r>
+        <w:t>https://www.ncbi.nlm.nih.gov/pubmed/29845634/)Health Serv Res. 2018 Dec;53(6):4310-4331. </w:t>
+      </w:r>
+      <w:proofErr w:type="spellStart"/>
+      <w:r>
+        <w:t>doi</w:t>
+      </w:r>
+      <w:proofErr w:type="spellEnd"/>
+      <w:r>
+        <w:t>: 10.1111/1475-6773.12982. </w:t>
+      </w:r>
+      <w:proofErr w:type="spellStart"/>
+      <w:r>
+        <w:t>Epub</w:t>
+      </w:r>
+      <w:proofErr w:type="spellEnd"/>
+      <w:r>
+        <w:t xml:space="preserve"> 2018 May 30. PubMed PMID: 29845634; PubMed Central PMCID: PMC6232410. </w:t>
+      </w:r>
+      <w:r>
+        <w:rPr>
+          <w:rFonts w:ascii="Apple Color Emoji" w:hAnsi="Apple Color Emoji" w:cs="Apple Color Emoji"/>
+        </w:rPr>
+        <w:t>❇️</w:t>
+      </w:r>
+    </w:p>
+    <w:p/>
+    <w:p>
+      <w:pPr>
+        <w:pStyle w:val="ListParagraph"/>
+        <w:numPr>
+          <w:ilvl w:val="0"/>
+          <w:numId w:val="2"/>
+        </w:numPr>
+        <w:ind w:left="440"/>
+      </w:pPr>
+      <w:r>
+        <w:lastRenderedPageBreak/>
+        <w:t xml:space="preserve">**Spencer JC**, Brewer NT, </w:t>
+      </w:r>
+      <w:proofErr w:type="spellStart"/>
+      <w:r>
+        <w:t>Trogdon</w:t>
+      </w:r>
+      <w:proofErr w:type="spellEnd"/>
+      <w:r>
+        <w:t xml:space="preserve"> JG, Wheeler SB, </w:t>
+      </w:r>
+      <w:proofErr w:type="spellStart"/>
+      <w:r>
+        <w:t>Dusetzina</w:t>
+      </w:r>
+      <w:proofErr w:type="spellEnd"/>
+      <w:r>
+        <w:t xml:space="preserve"> SB. [Predictors of Human Papillomavirus Vaccine Follow-Through Among Privately Insured US Patients. </w:t>
+      </w:r>
+      <w:proofErr w:type="gramStart"/>
+      <w:r>
+        <w:t>](</w:t>
+      </w:r>
+      <w:proofErr w:type="gramEnd"/>
+      <w:r>
+        <w:t>https://www.ncbi.nlm.nih.gov/pubmed/29771616/)Am J Public Health. 2018 Jul;108(7):946-950. </w:t>
+      </w:r>
+      <w:proofErr w:type="spellStart"/>
+      <w:r>
+        <w:t>doi</w:t>
+      </w:r>
+      <w:proofErr w:type="spellEnd"/>
+      <w:r>
+        <w:t>: 10.2105/AJPH.2018.304408. </w:t>
+      </w:r>
+      <w:proofErr w:type="spellStart"/>
+      <w:r>
+        <w:t>Epub</w:t>
+      </w:r>
+      <w:proofErr w:type="spellEnd"/>
+      <w:r>
+        <w:t xml:space="preserve"> 2018 May 17. PubMed PMID: 29771616; PubMed Central PMCID: PMC5993378. </w:t>
+      </w:r>
+      <w:r>
+        <w:rPr>
+          <w:rFonts w:ascii="Apple Color Emoji" w:hAnsi="Apple Color Emoji" w:cs="Apple Color Emoji"/>
+        </w:rPr>
+        <w:t>🟦</w:t>
+      </w:r>
+    </w:p>
+    <w:p/>
+    <w:p>
+      <w:pPr>
+        <w:pStyle w:val="ListParagraph"/>
+        <w:numPr>
+          <w:ilvl w:val="0"/>
+          <w:numId w:val="2"/>
+        </w:numPr>
+        <w:ind w:left="440"/>
+      </w:pPr>
+      <w:r>
+        <w:t>Wheeler SB, **Spencer JC**, Pinheiro LC, Carey LA, Olshan AF, Reeder-Hayes KE. [Financial Impact of Breast Cancer in Black Versus White Women. </w:t>
+      </w:r>
+      <w:proofErr w:type="gramStart"/>
+      <w:r>
+        <w:t>](</w:t>
+      </w:r>
+      <w:proofErr w:type="gramEnd"/>
+      <w:r>
+        <w:t>https://www.ncbi.nlm.nih.gov/pubmed/29668368/)J Clin Oncol. 2018 Jun 10;36(17):1695-1701. </w:t>
+      </w:r>
+      <w:proofErr w:type="spellStart"/>
+      <w:r>
+        <w:t>doi</w:t>
+      </w:r>
+      <w:proofErr w:type="spellEnd"/>
+      <w:r>
+        <w:t>: 10.1200/JCO.2017.77.6310. </w:t>
+      </w:r>
+      <w:proofErr w:type="spellStart"/>
+      <w:r>
+        <w:t>Epub</w:t>
+      </w:r>
+      <w:proofErr w:type="spellEnd"/>
+      <w:r>
+        <w:t xml:space="preserve"> 2018 Apr 18. PubMed PMID: 29668368; PubMed Central PMCID: PMC5993169. </w:t>
+      </w:r>
+      <w:r>
+        <w:rPr>
+          <w:rFonts w:ascii="Apple Color Emoji" w:hAnsi="Apple Color Emoji" w:cs="Apple Color Emoji"/>
+        </w:rPr>
+        <w:t>🟪❇️</w:t>
+      </w:r>
+    </w:p>
+    <w:p/>
+    <w:p>
+      <w:pPr>
+        <w:pStyle w:val="ListParagraph"/>
+        <w:numPr>
+          <w:ilvl w:val="0"/>
+          <w:numId w:val="2"/>
+        </w:numPr>
+        <w:ind w:left="440"/>
+      </w:pPr>
+      <w:r>
+        <w:t>**Spencer JC**, Samuel CA, Rosenstein DL, Reeder-Hayes KE, Manning ML, Sellers JB, Wheeler SB. [Oncology navigators' perceptions of cancer-related financial burden and financial assistance resources. </w:t>
+      </w:r>
+      <w:proofErr w:type="gramStart"/>
+      <w:r>
+        <w:t>](</w:t>
+      </w:r>
+      <w:proofErr w:type="gramEnd"/>
+      <w:r>
+        <w:t>https://www.ncbi.nlm.nih.gov/pubmed/29124417/)Support Care Cancer. 2018 Apr;26(4):1315-1321. </w:t>
+      </w:r>
+      <w:proofErr w:type="spellStart"/>
+      <w:r>
+        <w:t>doi</w:t>
+      </w:r>
+      <w:proofErr w:type="spellEnd"/>
+      <w:r>
+        <w:t>: 10.1007/s00520-017-3958-3. </w:t>
+      </w:r>
+      <w:proofErr w:type="spellStart"/>
+      <w:r>
+        <w:t>Epub</w:t>
+      </w:r>
+      <w:proofErr w:type="spellEnd"/>
+      <w:r>
+        <w:t xml:space="preserve"> 2017 Nov 9. PubMed PMID: 29124417. </w:t>
+      </w:r>
+      <w:r>
+        <w:rPr>
+          <w:rFonts w:ascii="Apple Color Emoji" w:hAnsi="Apple Color Emoji" w:cs="Apple Color Emoji"/>
+        </w:rPr>
+        <w:t>❇️</w:t>
+      </w:r>
+    </w:p>
+    <w:p/>
+    <w:p>
+      <w:pPr>
+        <w:pStyle w:val="ListParagraph"/>
+        <w:numPr>
+          <w:ilvl w:val="0"/>
+          <w:numId w:val="2"/>
+        </w:numPr>
+        <w:ind w:left="440"/>
+      </w:pPr>
+      <w:r>
+        <w:t xml:space="preserve">**Spencer JC**, Louie M, </w:t>
+      </w:r>
+      <w:proofErr w:type="spellStart"/>
+      <w:r>
+        <w:t>Moulder</w:t>
+      </w:r>
+      <w:proofErr w:type="spellEnd"/>
+      <w:r>
+        <w:t xml:space="preserve"> JK, Ellis V, Schiff LD, Toubia T, </w:t>
+      </w:r>
+      <w:proofErr w:type="spellStart"/>
+      <w:r>
+        <w:t>Siedhoff</w:t>
+      </w:r>
+      <w:proofErr w:type="spellEnd"/>
+      <w:r>
+        <w:t xml:space="preserve"> MT, Wheeler SB. [Cost-effectiveness of treatments for heavy menstrual bleeding. </w:t>
+      </w:r>
+      <w:proofErr w:type="gramStart"/>
+      <w:r>
+        <w:t>](</w:t>
+      </w:r>
+      <w:proofErr w:type="gramEnd"/>
+      <w:r>
+        <w:t xml:space="preserve">https://www.ncbi.nlm.nih.gov/pubmed/28754438/)Am J </w:t>
+      </w:r>
+      <w:proofErr w:type="spellStart"/>
+      <w:r>
+        <w:t>Obstet</w:t>
+      </w:r>
+      <w:proofErr w:type="spellEnd"/>
+      <w:r>
+        <w:t xml:space="preserve"> Gynecol. 2017 Nov;217(5):574.e1-574.e9. </w:t>
+      </w:r>
+      <w:proofErr w:type="spellStart"/>
+      <w:r>
+        <w:t>doi</w:t>
+      </w:r>
+      <w:proofErr w:type="spellEnd"/>
+      <w:r>
+        <w:t>: 10.1016/j.ajog.2017.07.024. </w:t>
+      </w:r>
+      <w:proofErr w:type="spellStart"/>
+      <w:r>
+        <w:t>Epub</w:t>
+      </w:r>
+      <w:proofErr w:type="spellEnd"/>
+      <w:r>
+        <w:t xml:space="preserve"> 2017 Jul 25. PubMed PMID: 28754438. </w:t>
+      </w:r>
+      <w:r>
+        <w:rPr>
+          <w:rFonts w:ascii="Apple Color Emoji" w:hAnsi="Apple Color Emoji" w:cs="Apple Color Emoji"/>
+        </w:rPr>
+        <w:t>🔲</w:t>
+      </w:r>
+    </w:p>
+    <w:p/>
+    <w:p>
+      <w:pPr>
+        <w:pStyle w:val="ListParagraph"/>
+        <w:numPr>
+          <w:ilvl w:val="0"/>
+          <w:numId w:val="2"/>
+        </w:numPr>
+        <w:ind w:left="440"/>
+      </w:pPr>
+      <w:r>
+        <w:t xml:space="preserve">Louie M, **Spencer J**, Wheeler S, Ellis V, Toubia T, Schiff LD, </w:t>
+      </w:r>
+      <w:proofErr w:type="spellStart"/>
+      <w:r>
+        <w:t>Siedhoff</w:t>
+      </w:r>
+      <w:proofErr w:type="spellEnd"/>
+      <w:r>
+        <w:t xml:space="preserve"> MT, </w:t>
+      </w:r>
+      <w:proofErr w:type="spellStart"/>
+      <w:r>
+        <w:t>Moulder</w:t>
+      </w:r>
+      <w:proofErr w:type="spellEnd"/>
+      <w:r>
+        <w:t xml:space="preserve"> JK. [Comparison of the levonorgestrel-releasing intrauterine system, hysterectomy, and endometrial ablation for heavy menstrual bleeding in a decision analysis model. </w:t>
+      </w:r>
+      <w:proofErr w:type="gramStart"/>
+      <w:r>
+        <w:t>](</w:t>
+      </w:r>
+      <w:proofErr w:type="gramEnd"/>
+      <w:r>
+        <w:t xml:space="preserve">https://www.ncbi.nlm.nih.gov/pubmed/28796898/)Int J </w:t>
+      </w:r>
+      <w:proofErr w:type="spellStart"/>
+      <w:r>
+        <w:t>Gynaecol</w:t>
+      </w:r>
+      <w:proofErr w:type="spellEnd"/>
+      <w:r>
+        <w:t xml:space="preserve"> Obstet. 2017 Nov;139(2):121-129. </w:t>
+      </w:r>
+      <w:proofErr w:type="spellStart"/>
+      <w:r>
+        <w:t>doi</w:t>
+      </w:r>
+      <w:proofErr w:type="spellEnd"/>
+      <w:r>
+        <w:t>: 10.1002/ijgo.12293. </w:t>
+      </w:r>
+      <w:proofErr w:type="spellStart"/>
+      <w:r>
+        <w:t>Epub</w:t>
+      </w:r>
+      <w:proofErr w:type="spellEnd"/>
+      <w:r>
+        <w:t xml:space="preserve"> 2017 Sep 1. Review. PubMed PMID: 28796898. </w:t>
+      </w:r>
+      <w:r>
+        <w:rPr>
+          <w:rFonts w:ascii="Apple Color Emoji" w:hAnsi="Apple Color Emoji" w:cs="Apple Color Emoji"/>
+        </w:rPr>
+        <w:t>🔲</w:t>
+      </w:r>
+    </w:p>
+    <w:p/>
+    <w:p>
+      <w:pPr>
+        <w:pStyle w:val="ListParagraph"/>
+        <w:numPr>
+          <w:ilvl w:val="0"/>
+          <w:numId w:val="2"/>
+        </w:numPr>
+        <w:ind w:left="440"/>
+      </w:pPr>
+      <w:r>
+        <w:t>**Spencer JC**, Wheeler SB. [A systematic review of Motivational Interviewing interventions in cancer patients and survivors. </w:t>
+      </w:r>
+      <w:proofErr w:type="gramStart"/>
+      <w:r>
+        <w:t>](</w:t>
+      </w:r>
+      <w:proofErr w:type="gramEnd"/>
+      <w:r>
+        <w:t>https://www.ncbi.nlm.nih.gov/pubmed/26879805/)Patient Educ Couns. 2016 Jul;99(7):1099-1105. </w:t>
+      </w:r>
+      <w:proofErr w:type="spellStart"/>
+      <w:r>
+        <w:t>doi</w:t>
+      </w:r>
+      <w:proofErr w:type="spellEnd"/>
+      <w:r>
+        <w:t>: 10.1016/j.pec.2016.02.003. </w:t>
+      </w:r>
+      <w:proofErr w:type="spellStart"/>
+      <w:r>
+        <w:t>Epub</w:t>
+      </w:r>
+      <w:proofErr w:type="spellEnd"/>
+      <w:r>
+        <w:t xml:space="preserve"> 2016 Feb 8. Review. PubMed PMID: 26879805.</w:t>
+      </w:r>
+    </w:p>
+    <w:p/>
+    <w:p>
+      <w:r>
+        <w:t>**Invited Commentaries**</w:t>
+      </w:r>
+    </w:p>
+    <w:p/>
+    <w:p>
+      <w:pPr>
+        <w:pStyle w:val="ListParagraph"/>
+        <w:numPr>
+          <w:ilvl w:val="0"/>
+          <w:numId w:val="2"/>
+        </w:numPr>
+      </w:pPr>
+      <w:r>
+        <w:t>**Spencer JC**, Wheeler CM. Promise and Perils of Primary HPV Testing. Cancer Epidemiol Biomarkers Prev. 2024. Aug 1; 33(8):982-983. DOI: [10.1158/1055-9965.EPI-24-</w:t>
+      </w:r>
+      <w:proofErr w:type="gramStart"/>
+      <w:r>
+        <w:t>0716](</w:t>
+      </w:r>
+      <w:proofErr w:type="gramEnd"/>
+      <w:r>
+        <w:t xml:space="preserve">https://doi.org/10.1158/1055-9965.epi-24-0716) </w:t>
+      </w:r>
+      <w:r>
+        <w:rPr>
+          <w:rFonts w:ascii="Apple Color Emoji" w:hAnsi="Apple Color Emoji" w:cs="Apple Color Emoji"/>
+        </w:rPr>
+        <w:t>🟦❇️</w:t>
+      </w:r>
+    </w:p>
+    <w:p/>
+    <w:p>
+      <w:pPr>
+        <w:pStyle w:val="ListParagraph"/>
+        <w:numPr>
+          <w:ilvl w:val="0"/>
+          <w:numId w:val="2"/>
+        </w:numPr>
+      </w:pPr>
+      <w:r>
+        <w:t xml:space="preserve">**Spencer JC**, </w:t>
       </w:r>
       <w:proofErr w:type="spellStart"/>
       <w:r>
@@ -1370,15 +2980,16 @@
       </w:r>
       <w:proofErr w:type="spellEnd"/>
       <w:r>
-        <w:t xml:space="preserve"> M. Costs and Projected Effect of a Federally Qualified Health Center--Based Mailed Colorectal Cancer Screening Program in Texas. Prev Chronic Dis </w:t>
-      </w:r>
-      <w:proofErr w:type="gramStart"/>
-      <w:r>
-        <w:t>2024;21:230266</w:t>
-      </w:r>
-      <w:proofErr w:type="gramEnd"/>
-      <w:r>
-        <w:t xml:space="preserve">. DOI: &lt;https://doi.org/10.5888/pcd21.230266.&gt; </w:t>
+        <w:t xml:space="preserve"> MP. Cancer Screening Through Federally Qualified Health Centers. JAMA IM. 2024 Apr 29; 184(6):679-680. &lt;doi:10.1001/jamainternmed.2024.07022024&gt; </w:t>
+      </w:r>
+      <w:r>
+        <w:rPr>
+          <w:rFonts w:ascii="Apple Color Emoji" w:hAnsi="Apple Color Emoji" w:cs="Apple Color Emoji"/>
+        </w:rPr>
+        <w:t>🟦</w:t>
+      </w:r>
+      <w:r>
+        <w:t xml:space="preserve"> </w:t>
       </w:r>
       <w:r>
         <w:rPr>
@@ -1393,145 +3004,6 @@
         <w:rPr>
           <w:rFonts w:ascii="Apple Color Emoji" w:hAnsi="Apple Color Emoji" w:cs="Apple Color Emoji"/>
         </w:rPr>
-        <w:t>🔲</w:t>
-      </w:r>
-      <w:r>
-        <w:t xml:space="preserve"> </w:t>
-      </w:r>
-      <w:r>
-        <w:rPr>
-          <w:rFonts w:ascii="Apple Color Emoji" w:hAnsi="Apple Color Emoji" w:cs="Apple Color Emoji"/>
-        </w:rPr>
-        <w:t>❇️</w:t>
-      </w:r>
-    </w:p>
-    <w:p/>
-    <w:p>
-      <w:pPr>
-        <w:pStyle w:val="ListParagraph"/>
-        <w:numPr>
-          <w:ilvl w:val="0"/>
-          <w:numId w:val="2"/>
-        </w:numPr>
-        <w:ind w:left="440"/>
-      </w:pPr>
-      <w:r>
-        <w:t xml:space="preserve">**Spencer JC**, </w:t>
-      </w:r>
-      <w:proofErr w:type="spellStart"/>
-      <w:r>
-        <w:t>Spees</w:t>
-      </w:r>
-      <w:proofErr w:type="spellEnd"/>
-      <w:r>
-        <w:t xml:space="preserve"> LP, Biddell CB, </w:t>
-      </w:r>
-      <w:proofErr w:type="spellStart"/>
-      <w:r>
-        <w:t>Odenunmi</w:t>
-      </w:r>
-      <w:proofErr w:type="spellEnd"/>
-      <w:r>
-        <w:t xml:space="preserve"> OO, Ilyasova AA, </w:t>
-      </w:r>
-      <w:proofErr w:type="spellStart"/>
-      <w:r>
-        <w:t>Eguizabal</w:t>
-      </w:r>
-      <w:proofErr w:type="spellEnd"/>
-      <w:r>
-        <w:t xml:space="preserve"> JY, </w:t>
-      </w:r>
-      <w:proofErr w:type="spellStart"/>
-      <w:r>
-        <w:t>Hassmiller</w:t>
-      </w:r>
-      <w:proofErr w:type="spellEnd"/>
-      <w:r>
-        <w:t xml:space="preserve"> Lich K, Mills SD, Higgins CR, Ozawa S, Wheeler SB. Inclusion of Marginalized Populations in HPV Vaccine Modeling; A Systematic Review. Prev Med. </w:t>
-      </w:r>
-      <w:proofErr w:type="gramStart"/>
-      <w:r>
-        <w:t>2024;182:107941</w:t>
-      </w:r>
-      <w:proofErr w:type="gramEnd"/>
-      <w:r>
-        <w:t>. [</w:t>
-      </w:r>
-      <w:proofErr w:type="gramStart"/>
-      <w:r>
-        <w:t>doi:[</w:t>
-      </w:r>
-      <w:proofErr w:type="gramEnd"/>
-      <w:r>
-        <w:t xml:space="preserve">10.1016/j.ypmed.2024.107941](doi:%5B10.1016/j.ypmed.2024.107941){.uri}](https://doi.org/10.1016/j.ypmed.2024.107941) </w:t>
-      </w:r>
-      <w:r>
-        <w:rPr>
-          <w:rFonts w:ascii="Apple Color Emoji" w:hAnsi="Apple Color Emoji" w:cs="Apple Color Emoji"/>
-        </w:rPr>
-        <w:t>🟦</w:t>
-      </w:r>
-      <w:r>
-        <w:t xml:space="preserve"> </w:t>
-      </w:r>
-      <w:r>
-        <w:rPr>
-          <w:rFonts w:ascii="Apple Color Emoji" w:hAnsi="Apple Color Emoji" w:cs="Apple Color Emoji"/>
-        </w:rPr>
-        <w:t>🔲</w:t>
-      </w:r>
-      <w:r>
-        <w:t xml:space="preserve"> </w:t>
-      </w:r>
-      <w:r>
-        <w:rPr>
-          <w:rFonts w:ascii="Apple Color Emoji" w:hAnsi="Apple Color Emoji" w:cs="Apple Color Emoji"/>
-        </w:rPr>
-        <w:t>❇️</w:t>
-      </w:r>
-    </w:p>
-    <w:p/>
-    <w:p>
-      <w:pPr>
-        <w:pStyle w:val="ListParagraph"/>
-        <w:numPr>
-          <w:ilvl w:val="0"/>
-          <w:numId w:val="2"/>
-        </w:numPr>
-        <w:ind w:left="440"/>
-      </w:pPr>
-      <w:r>
-        <w:t xml:space="preserve">Waters AR, Petermann VM, </w:t>
-      </w:r>
-      <w:proofErr w:type="spellStart"/>
-      <w:r>
-        <w:t>Planey</w:t>
-      </w:r>
-      <w:proofErr w:type="spellEnd"/>
-      <w:r>
-        <w:t xml:space="preserve"> AM, Manning M, **Spencer JC**, </w:t>
-      </w:r>
-      <w:proofErr w:type="spellStart"/>
-      <w:r>
-        <w:t>Spees</w:t>
-      </w:r>
-      <w:proofErr w:type="spellEnd"/>
-      <w:r>
-        <w:t xml:space="preserve"> LP, Rosenstein DL, </w:t>
-      </w:r>
-      <w:proofErr w:type="spellStart"/>
-      <w:r>
-        <w:t>Gellin</w:t>
-      </w:r>
-      <w:proofErr w:type="spellEnd"/>
-      <w:r>
-        <w:t xml:space="preserve"> M, Padilla N, Reeder-Hayes K, Wheeler SB. Financial Burden among Metastatic Breast Cancer Patients: A Qualitative Inquiry of Costs, Financial Assistance, Health Insurance, and Financial Coping Behaviors. Cancer Causes and Control. 2024. DOI: 10.1007/210552-024-01854-8 </w:t>
-      </w:r>
-      <w:r>
-        <w:rPr>
-          <w:rFonts w:ascii="Apple Color Emoji" w:hAnsi="Apple Color Emoji" w:cs="Apple Color Emoji"/>
-        </w:rPr>
         <w:t>🟪❇️</w:t>
       </w:r>
     </w:p>
@@ -1543,1527 +3015,8 @@
           <w:ilvl w:val="0"/>
           <w:numId w:val="2"/>
         </w:numPr>
-        <w:ind w:left="440"/>
-      </w:pPr>
-      <w:r>
-        <w:t xml:space="preserve">Suk R, Xie Z, **Spencer JC**, </w:t>
-      </w:r>
-      <w:proofErr w:type="spellStart"/>
-      <w:r>
-        <w:t>Lemieuz-Cumberlege</w:t>
-      </w:r>
-      <w:proofErr w:type="spellEnd"/>
-      <w:r>
-        <w:t xml:space="preserve"> A, Hong YR. Lesbian, Gay, Bisexual, and Other Sexual Minority Adults in the United States and their Unmet Medical Needs and Telehealth use Due to the COVID-19 Pandemic. Annals of LGBTQ Public and Population Health. Jan 30</w:t>
-      </w:r>
-      <w:proofErr w:type="gramStart"/>
-      <w:r>
-        <w:t xml:space="preserve"> 2024</w:t>
-      </w:r>
-      <w:proofErr w:type="gramEnd"/>
-      <w:r>
-        <w:t xml:space="preserve">. DOI: 10.1891/LGBTQ-2022-0029 </w:t>
-      </w:r>
-      <w:r>
-        <w:rPr>
-          <w:rFonts w:ascii="Apple Color Emoji" w:hAnsi="Apple Color Emoji" w:cs="Apple Color Emoji"/>
-        </w:rPr>
-        <w:t>❇️</w:t>
-      </w:r>
-    </w:p>
-    <w:p/>
-    <w:p>
-      <w:pPr>
-        <w:pStyle w:val="ListParagraph"/>
-        <w:numPr>
-          <w:ilvl w:val="0"/>
-          <w:numId w:val="2"/>
-        </w:numPr>
-        <w:ind w:left="440"/>
-      </w:pPr>
-      <w:r>
-        <w:t>**Spencer JC**, Burger EA, Campos NG, Regan MC, Sy S, Kim JJ. [Adapting a model of cervical carcinogenesis to self-identified Black women to evaluate racial disparities in the United States. </w:t>
-      </w:r>
-      <w:proofErr w:type="gramStart"/>
-      <w:r>
-        <w:t>](</w:t>
-      </w:r>
-      <w:proofErr w:type="gramEnd"/>
-      <w:r>
-        <w:t xml:space="preserve">https://www.ncbi.nlm.nih.gov/pubmed/37947333/)J Natl Cancer Inst </w:t>
-      </w:r>
-      <w:proofErr w:type="spellStart"/>
-      <w:r>
-        <w:t>Monogr</w:t>
-      </w:r>
-      <w:proofErr w:type="spellEnd"/>
-      <w:r>
-        <w:t>. 2023 Nov 8;2023(62):188-195. </w:t>
-      </w:r>
-      <w:proofErr w:type="spellStart"/>
-      <w:r>
-        <w:t>doi</w:t>
-      </w:r>
-      <w:proofErr w:type="spellEnd"/>
-      <w:r>
-        <w:t>: 10.1093/</w:t>
-      </w:r>
-      <w:proofErr w:type="spellStart"/>
-      <w:r>
-        <w:t>jncimonographs</w:t>
-      </w:r>
-      <w:proofErr w:type="spellEnd"/>
-      <w:r>
-        <w:t xml:space="preserve">/lgad015. PubMed PMID: 37947333; PubMed Central PMCID: PMC10637021. </w:t>
-      </w:r>
-      <w:r>
-        <w:rPr>
-          <w:rFonts w:ascii="Apple Color Emoji" w:hAnsi="Apple Color Emoji" w:cs="Apple Color Emoji"/>
-        </w:rPr>
-        <w:t>🟦</w:t>
-      </w:r>
-      <w:r>
-        <w:t xml:space="preserve"> </w:t>
-      </w:r>
-      <w:r>
-        <w:rPr>
-          <w:rFonts w:ascii="Apple Color Emoji" w:hAnsi="Apple Color Emoji" w:cs="Apple Color Emoji"/>
-        </w:rPr>
-        <w:t>🔲</w:t>
-      </w:r>
-      <w:r>
-        <w:t xml:space="preserve"> </w:t>
-      </w:r>
-      <w:r>
-        <w:rPr>
-          <w:rFonts w:ascii="Apple Color Emoji" w:hAnsi="Apple Color Emoji" w:cs="Apple Color Emoji"/>
-        </w:rPr>
-        <w:t>❇️</w:t>
-      </w:r>
-    </w:p>
-    <w:p/>
-    <w:p>
-      <w:pPr>
-        <w:pStyle w:val="ListParagraph"/>
-        <w:numPr>
-          <w:ilvl w:val="0"/>
-          <w:numId w:val="2"/>
-        </w:numPr>
-        <w:ind w:left="440"/>
-      </w:pPr>
-      <w:r>
-        <w:t xml:space="preserve">Reeder-Hayes KE, Biddell CB, Manning ML, Rosenstein DL, Samuel-Ryals CA, **Spencer JC**, Smith S, Deal A, </w:t>
-      </w:r>
-      <w:proofErr w:type="spellStart"/>
-      <w:r>
-        <w:t>Gellin</w:t>
-      </w:r>
-      <w:proofErr w:type="spellEnd"/>
-      <w:r>
-        <w:t xml:space="preserve"> M, Wheeler SB. Knowledge, Attitudes, and Resources of Frontline Oncology Support Personnel Regarding Financial Burden in </w:t>
-      </w:r>
-      <w:r>
-        <w:lastRenderedPageBreak/>
-        <w:t xml:space="preserve">Patients </w:t>
-      </w:r>
-      <w:proofErr w:type="gramStart"/>
-      <w:r>
-        <w:t>With</w:t>
-      </w:r>
-      <w:proofErr w:type="gramEnd"/>
-      <w:r>
-        <w:t xml:space="preserve"> Cancer. JCO Oncology Practice. Published online June 6</w:t>
-      </w:r>
-      <w:proofErr w:type="gramStart"/>
-      <w:r>
-        <w:t xml:space="preserve"> 2023</w:t>
-      </w:r>
-      <w:proofErr w:type="gramEnd"/>
-      <w:r>
-        <w:t xml:space="preserve">. &lt;doi:10.12000/OP.22.00631&gt; </w:t>
-      </w:r>
-      <w:r>
-        <w:rPr>
-          <w:rFonts w:ascii="Apple Color Emoji" w:hAnsi="Apple Color Emoji" w:cs="Apple Color Emoji"/>
-        </w:rPr>
-        <w:t>❇️</w:t>
-      </w:r>
-    </w:p>
-    <w:p/>
-    <w:p>
-      <w:pPr>
-        <w:pStyle w:val="ListParagraph"/>
-        <w:numPr>
-          <w:ilvl w:val="0"/>
-          <w:numId w:val="2"/>
-        </w:numPr>
-        <w:ind w:left="440"/>
-      </w:pPr>
-      <w:r>
-        <w:t xml:space="preserve">**Spencer </w:t>
-      </w:r>
-      <w:proofErr w:type="gramStart"/>
-      <w:r>
-        <w:t>JC,*</w:t>
-      </w:r>
-      <w:proofErr w:type="gramEnd"/>
-      <w:r>
-        <w:t xml:space="preserve">* Kim JJ, Tiro JA, Feldman SJ, </w:t>
-      </w:r>
-      <w:proofErr w:type="spellStart"/>
-      <w:r>
-        <w:t>Kobrin</w:t>
-      </w:r>
-      <w:proofErr w:type="spellEnd"/>
-      <w:r>
-        <w:t xml:space="preserve"> SC, Skinner CS, Wang L, McCarthy AM, Atlas SJ, Pruitt SL, Silver MI. Racial and Ethnic Disparities in Cervical Cancer Screening from Three US Healthcare Settings. Am J Prev Med. Published online May 3, </w:t>
-      </w:r>
-      <w:proofErr w:type="gramStart"/>
-      <w:r>
-        <w:t>2023:S</w:t>
-      </w:r>
-      <w:proofErr w:type="gramEnd"/>
-      <w:r>
-        <w:t>0749-3797(23)00202-7. [</w:t>
-      </w:r>
-      <w:proofErr w:type="gramStart"/>
-      <w:r>
-        <w:t>doi:[</w:t>
-      </w:r>
-      <w:proofErr w:type="gramEnd"/>
-      <w:r>
-        <w:t xml:space="preserve">10.1016/j.amepre.2023.04.016](doi:%5B10.1016/j.amepre.2023.04.016){.uri}](https://doi.org/10.1016/j.amepre.2023.04.016) </w:t>
-      </w:r>
-      <w:r>
-        <w:rPr>
-          <w:rFonts w:ascii="Apple Color Emoji" w:hAnsi="Apple Color Emoji" w:cs="Apple Color Emoji"/>
-        </w:rPr>
-        <w:t>🟦❇️</w:t>
-      </w:r>
-    </w:p>
-    <w:p/>
-    <w:p>
-      <w:pPr>
-        <w:pStyle w:val="ListParagraph"/>
-        <w:numPr>
-          <w:ilvl w:val="0"/>
-          <w:numId w:val="2"/>
-        </w:numPr>
-        <w:ind w:left="440"/>
-      </w:pPr>
-      <w:r>
-        <w:t>Wheeler SB, **Spencer J**, Drier SW, Fray N, Reeder-Hayes KE. Motivational Interviewing Counseling to Increase Endocrine Therapy Adherence in Diverse Patients. Cancers (Basel). 2023;15(7):1973. [</w:t>
-      </w:r>
-      <w:proofErr w:type="gramStart"/>
-      <w:r>
-        <w:t>doi:[</w:t>
-      </w:r>
-      <w:proofErr w:type="gramEnd"/>
-      <w:r>
-        <w:t xml:space="preserve">10.3390/cancers15071973](doi:%5B10.3390/cancers15071973){.uri}](https://doi.org/10.3390/cancers15071973) </w:t>
-      </w:r>
-      <w:r>
-        <w:rPr>
-          <w:rFonts w:ascii="Apple Color Emoji" w:hAnsi="Apple Color Emoji" w:cs="Apple Color Emoji"/>
-        </w:rPr>
-        <w:t>🟪❇️</w:t>
-      </w:r>
-    </w:p>
-    <w:p/>
-    <w:p>
-      <w:pPr>
-        <w:pStyle w:val="ListParagraph"/>
-        <w:numPr>
-          <w:ilvl w:val="0"/>
-          <w:numId w:val="2"/>
-        </w:numPr>
-        <w:ind w:left="440"/>
-      </w:pPr>
-      <w:r>
-        <w:t xml:space="preserve">Wheeler SB, **Spencer JC**, Manning ML, Samuel CA, Reeder-Hayes KE, Greenup RA, </w:t>
-      </w:r>
-      <w:proofErr w:type="spellStart"/>
-      <w:r>
-        <w:t>Spees</w:t>
-      </w:r>
-      <w:proofErr w:type="spellEnd"/>
-      <w:r>
-        <w:t xml:space="preserve"> LP, Rosenstein DL. Multidimensional financial hardship among uninsured and insured young adult patients with metastatic breast cancer. Cancer Med. Published online May 6, 2023. [</w:t>
-      </w:r>
-      <w:proofErr w:type="gramStart"/>
-      <w:r>
-        <w:t>doi:[</w:t>
-      </w:r>
-      <w:proofErr w:type="gramEnd"/>
-      <w:r>
-        <w:t xml:space="preserve">10.1002/cam4.5885](doi:%5B10.1002/cam4.5885){.uri}](https://doi.org/10.1002/cam4.5885) </w:t>
-      </w:r>
-      <w:r>
-        <w:rPr>
-          <w:rFonts w:ascii="Apple Color Emoji" w:hAnsi="Apple Color Emoji" w:cs="Apple Color Emoji"/>
-        </w:rPr>
-        <w:t>🟪❇️</w:t>
-      </w:r>
-    </w:p>
-    <w:p/>
-    <w:p>
-      <w:pPr>
-        <w:pStyle w:val="ListParagraph"/>
-        <w:numPr>
-          <w:ilvl w:val="0"/>
-          <w:numId w:val="2"/>
-        </w:numPr>
-        <w:ind w:left="440"/>
-      </w:pPr>
-      <w:r>
-        <w:t xml:space="preserve">**Spencer </w:t>
-      </w:r>
-      <w:proofErr w:type="gramStart"/>
-      <w:r>
-        <w:t>JC,*</w:t>
-      </w:r>
-      <w:proofErr w:type="gramEnd"/>
-      <w:r>
-        <w:t xml:space="preserve">* Noel L, </w:t>
-      </w:r>
-      <w:proofErr w:type="spellStart"/>
-      <w:r>
-        <w:t>Shokar</w:t>
-      </w:r>
-      <w:proofErr w:type="spellEnd"/>
-      <w:r>
-        <w:t xml:space="preserve"> NK, </w:t>
-      </w:r>
-      <w:proofErr w:type="spellStart"/>
-      <w:r>
-        <w:t>Pignone</w:t>
-      </w:r>
-      <w:proofErr w:type="spellEnd"/>
-      <w:r>
-        <w:t xml:space="preserve"> MP. Understanding the role of access in Hispanic cancer screening disparities. Cancer. 2023 Feb 14. </w:t>
-      </w:r>
-      <w:proofErr w:type="spellStart"/>
-      <w:r>
-        <w:t>doi</w:t>
-      </w:r>
-      <w:proofErr w:type="spellEnd"/>
-      <w:r>
-        <w:t xml:space="preserve">: 10.1002/cncr.34696. </w:t>
-      </w:r>
-      <w:proofErr w:type="spellStart"/>
-      <w:r>
-        <w:t>Epub</w:t>
-      </w:r>
-      <w:proofErr w:type="spellEnd"/>
-      <w:r>
-        <w:t xml:space="preserve"> ahead of print. PMID: 36787126. </w:t>
-      </w:r>
-      <w:r>
-        <w:rPr>
-          <w:rFonts w:ascii="Apple Color Emoji" w:hAnsi="Apple Color Emoji" w:cs="Apple Color Emoji"/>
-        </w:rPr>
-        <w:t>🟦</w:t>
-      </w:r>
-      <w:r>
-        <w:t xml:space="preserve"> </w:t>
-      </w:r>
-      <w:r>
-        <w:rPr>
-          <w:rFonts w:ascii="Apple Color Emoji" w:hAnsi="Apple Color Emoji" w:cs="Apple Color Emoji"/>
-        </w:rPr>
-        <w:t>🟧</w:t>
-      </w:r>
-      <w:r>
-        <w:t xml:space="preserve"> </w:t>
-      </w:r>
-      <w:r>
-        <w:rPr>
-          <w:rFonts w:ascii="Apple Color Emoji" w:hAnsi="Apple Color Emoji" w:cs="Apple Color Emoji"/>
-        </w:rPr>
-        <w:t>🟪❇️</w:t>
-      </w:r>
-    </w:p>
-    <w:p/>
-    <w:p>
-      <w:pPr>
-        <w:pStyle w:val="ListParagraph"/>
-        <w:numPr>
-          <w:ilvl w:val="0"/>
-          <w:numId w:val="2"/>
-        </w:numPr>
-        <w:ind w:left="440"/>
-      </w:pPr>
-      <w:r>
-        <w:t xml:space="preserve">Park C, Heo JH, Mehta S, Han S, **Spencer </w:t>
-      </w:r>
-      <w:proofErr w:type="gramStart"/>
-      <w:r>
-        <w:t>JC.*</w:t>
-      </w:r>
-      <w:proofErr w:type="gramEnd"/>
-      <w:r>
-        <w:t xml:space="preserve">* Adherence to Adjuvant Endocrine Therapy and Survival Among Older Women with Early-Stage Hormone Receptor-Positive Breast Cancer. Clin Drug </w:t>
-      </w:r>
-      <w:proofErr w:type="spellStart"/>
-      <w:r>
-        <w:t>Investig</w:t>
-      </w:r>
-      <w:proofErr w:type="spellEnd"/>
-      <w:r>
-        <w:t xml:space="preserve">. 2023 Feb 6. &lt;doi:10.1007/s40261-023-01247-w&gt;. </w:t>
-      </w:r>
-      <w:proofErr w:type="spellStart"/>
-      <w:r>
-        <w:t>Epub</w:t>
-      </w:r>
-      <w:proofErr w:type="spellEnd"/>
-      <w:r>
-        <w:t xml:space="preserve"> ahead of print. PMID: 36740664. </w:t>
-      </w:r>
-      <w:r>
-        <w:rPr>
-          <w:rFonts w:ascii="Apple Color Emoji" w:hAnsi="Apple Color Emoji" w:cs="Apple Color Emoji"/>
-        </w:rPr>
-        <w:t>🟪</w:t>
-      </w:r>
-    </w:p>
-    <w:p/>
-    <w:p>
-      <w:pPr>
-        <w:pStyle w:val="ListParagraph"/>
-        <w:numPr>
-          <w:ilvl w:val="0"/>
-          <w:numId w:val="2"/>
-        </w:numPr>
-        <w:ind w:left="440"/>
-      </w:pPr>
-      <w:r>
-        <w:t xml:space="preserve">Zhan FB, Liu Y, Yang M, </w:t>
-      </w:r>
-      <w:proofErr w:type="spellStart"/>
-      <w:r>
-        <w:t>Kluz</w:t>
-      </w:r>
-      <w:proofErr w:type="spellEnd"/>
-      <w:r>
-        <w:t xml:space="preserve"> N, Olmstead TA, **Spencer JC**, </w:t>
-      </w:r>
-      <w:proofErr w:type="spellStart"/>
-      <w:r>
-        <w:t>Shokar</w:t>
-      </w:r>
-      <w:proofErr w:type="spellEnd"/>
-      <w:r>
-        <w:t xml:space="preserve"> NK, Cruz, RL, </w:t>
-      </w:r>
-      <w:proofErr w:type="spellStart"/>
-      <w:r>
-        <w:t>Pignone</w:t>
-      </w:r>
-      <w:proofErr w:type="spellEnd"/>
-      <w:r>
-        <w:t xml:space="preserve"> MP. Using GIS to Identify Priority Sites for Colorectal Cancer Screening Programs in Texas Health Centers. Preventing Chronic Disease. 2023; 20:220205. [</w:t>
-      </w:r>
-      <w:proofErr w:type="gramStart"/>
-      <w:r>
-        <w:t>doi:[</w:t>
-      </w:r>
-      <w:proofErr w:type="gramEnd"/>
-      <w:r>
-        <w:t xml:space="preserve">10.5888/pcd20.220205](doi:%5B10.5888/pcd20.220205){.uri}](https://doi.org/10.5888/pcd20.220205) </w:t>
-      </w:r>
-      <w:r>
-        <w:rPr>
-          <w:rFonts w:ascii="Apple Color Emoji" w:hAnsi="Apple Color Emoji" w:cs="Apple Color Emoji"/>
-        </w:rPr>
-        <w:t>🟧</w:t>
-      </w:r>
-    </w:p>
-    <w:p/>
-    <w:p>
-      <w:pPr>
-        <w:pStyle w:val="ListParagraph"/>
-        <w:numPr>
-          <w:ilvl w:val="0"/>
-          <w:numId w:val="2"/>
-        </w:numPr>
-        <w:ind w:left="440"/>
-      </w:pPr>
-      <w:r>
-        <w:t xml:space="preserve">**Spencer JC**, Campos NG, Burger EA, Sy S, Kim JJ. Potential Effectiveness of a Therapeutic HPV Intervention Campaign in Uganda. Int J Cancer. 2022 March 1; 150(5). &lt;doi:10.1002/ijc.33867&gt;. 2022 March 1; PubMed PMID: 34741526 </w:t>
-      </w:r>
-      <w:r>
-        <w:rPr>
-          <w:rFonts w:ascii="Apple Color Emoji" w:hAnsi="Apple Color Emoji" w:cs="Apple Color Emoji"/>
-        </w:rPr>
-        <w:t>🟦</w:t>
-      </w:r>
-      <w:r>
-        <w:t xml:space="preserve"> </w:t>
-      </w:r>
-      <w:r>
-        <w:rPr>
-          <w:rFonts w:ascii="Apple Color Emoji" w:hAnsi="Apple Color Emoji" w:cs="Apple Color Emoji"/>
-        </w:rPr>
-        <w:t>🔲</w:t>
-      </w:r>
-    </w:p>
-    <w:p/>
-    <w:p>
-      <w:pPr>
-        <w:pStyle w:val="ListParagraph"/>
-        <w:numPr>
-          <w:ilvl w:val="0"/>
-          <w:numId w:val="2"/>
-        </w:numPr>
-        <w:ind w:left="440"/>
-      </w:pPr>
-      <w:r>
-        <w:lastRenderedPageBreak/>
-        <w:t xml:space="preserve">Suk R, </w:t>
-      </w:r>
-      <w:proofErr w:type="spellStart"/>
-      <w:r>
-        <w:t>Hony</w:t>
-      </w:r>
-      <w:proofErr w:type="spellEnd"/>
-      <w:r>
-        <w:t xml:space="preserve"> Y, Rajan SS, Xie Z, Zhu Y, **Spencer JC**. Assessment of US Preventive Services Task Force Guideline-Concordant Cervical Cancer Screening Rates and Reasons for Underscreening by Age, Race and Ethnicity, Sexual Orientation, Rurality, and Insurance, 2005 to 2019. JAMA </w:t>
-      </w:r>
-      <w:proofErr w:type="spellStart"/>
-      <w:r>
-        <w:t>Netw</w:t>
-      </w:r>
-      <w:proofErr w:type="spellEnd"/>
-      <w:r>
-        <w:t xml:space="preserve"> Open. 2022 Jan 4; 5(1</w:t>
-      </w:r>
-      <w:proofErr w:type="gramStart"/>
-      <w:r>
-        <w:t>):e</w:t>
-      </w:r>
-      <w:proofErr w:type="gramEnd"/>
-      <w:r>
-        <w:t xml:space="preserve">2143582. &lt;doi:10.1001/jamanetworkopen.2021.43582&gt; </w:t>
-      </w:r>
-      <w:r>
-        <w:rPr>
-          <w:rFonts w:ascii="Apple Color Emoji" w:hAnsi="Apple Color Emoji" w:cs="Apple Color Emoji"/>
-        </w:rPr>
-        <w:t>🟦❇️</w:t>
-      </w:r>
-    </w:p>
-    <w:p/>
-    <w:p>
-      <w:pPr>
-        <w:pStyle w:val="ListParagraph"/>
-        <w:numPr>
-          <w:ilvl w:val="0"/>
-          <w:numId w:val="2"/>
-        </w:numPr>
-        <w:ind w:left="440"/>
-      </w:pPr>
-      <w:r>
-        <w:t xml:space="preserve">**Spencer JC**, Brewer NT, Coyne-Beasley T, </w:t>
-      </w:r>
-      <w:proofErr w:type="spellStart"/>
-      <w:r>
-        <w:t>Trogdon</w:t>
-      </w:r>
-      <w:proofErr w:type="spellEnd"/>
-      <w:r>
-        <w:t xml:space="preserve"> JG, Weinberger M, Wheeler SB. Reducing Poverty-related Disparities in Cervical Cancer: The Role of HPV Vaccination. Cancer Epidemiol Biomarkers Prev. 2021 Sept 9. *</w:t>
-      </w:r>
-      <w:proofErr w:type="gramStart"/>
-      <w:r>
-        <w:t>ePub.*</w:t>
-      </w:r>
-      <w:proofErr w:type="gramEnd"/>
-      <w:r>
-        <w:t xml:space="preserve"> PubMed PMID: 34503948 </w:t>
-      </w:r>
-      <w:r>
-        <w:rPr>
-          <w:rFonts w:ascii="Apple Color Emoji" w:hAnsi="Apple Color Emoji" w:cs="Apple Color Emoji"/>
-        </w:rPr>
-        <w:t>🟦</w:t>
-      </w:r>
-      <w:r>
-        <w:t xml:space="preserve"> </w:t>
-      </w:r>
-      <w:r>
-        <w:rPr>
-          <w:rFonts w:ascii="Apple Color Emoji" w:hAnsi="Apple Color Emoji" w:cs="Apple Color Emoji"/>
-        </w:rPr>
-        <w:t>🔲</w:t>
-      </w:r>
-      <w:r>
-        <w:t xml:space="preserve"> </w:t>
-      </w:r>
-      <w:r>
-        <w:rPr>
-          <w:rFonts w:ascii="Apple Color Emoji" w:hAnsi="Apple Color Emoji" w:cs="Apple Color Emoji"/>
-        </w:rPr>
-        <w:t>❇️</w:t>
-      </w:r>
-    </w:p>
-    <w:p/>
-    <w:p>
-      <w:pPr>
-        <w:pStyle w:val="ListParagraph"/>
-        <w:numPr>
-          <w:ilvl w:val="0"/>
-          <w:numId w:val="2"/>
-        </w:numPr>
-        <w:ind w:left="440"/>
-      </w:pPr>
-      <w:r>
-        <w:t xml:space="preserve">**Spencer JC**, Brewer NT, </w:t>
-      </w:r>
-      <w:proofErr w:type="spellStart"/>
-      <w:r>
-        <w:t>Trogdon</w:t>
-      </w:r>
-      <w:proofErr w:type="spellEnd"/>
-      <w:r>
-        <w:t xml:space="preserve"> JG, Weinberger M, Coyne-Beasley T, Wheeler SB. [Cost-effectiveness of Interventions to Increase HPV Vaccine Uptake. </w:t>
-      </w:r>
-      <w:proofErr w:type="gramStart"/>
-      <w:r>
-        <w:t>](</w:t>
-      </w:r>
-      <w:proofErr w:type="gramEnd"/>
-      <w:r>
-        <w:t>https://www.ncbi.nlm.nih.gov/pubmed/33199466/)Pediatrics. 2020 Dec;146(6). </w:t>
-      </w:r>
-      <w:proofErr w:type="spellStart"/>
-      <w:r>
-        <w:t>doi</w:t>
-      </w:r>
-      <w:proofErr w:type="spellEnd"/>
-      <w:r>
-        <w:t>: 10.1542/peds.2020-0395. </w:t>
-      </w:r>
-      <w:proofErr w:type="spellStart"/>
-      <w:r>
-        <w:t>Epub</w:t>
-      </w:r>
-      <w:proofErr w:type="spellEnd"/>
-      <w:r>
-        <w:t xml:space="preserve"> 2020 Nov 16. PubMed PMID: 33199466; PubMed Central PMCID: PMC7786823. </w:t>
-      </w:r>
-      <w:r>
-        <w:rPr>
-          <w:rFonts w:ascii="Apple Color Emoji" w:hAnsi="Apple Color Emoji" w:cs="Apple Color Emoji"/>
-        </w:rPr>
-        <w:t>🟦</w:t>
-      </w:r>
-      <w:r>
-        <w:t xml:space="preserve"> </w:t>
-      </w:r>
-      <w:r>
-        <w:rPr>
-          <w:rFonts w:ascii="Apple Color Emoji" w:hAnsi="Apple Color Emoji" w:cs="Apple Color Emoji"/>
-        </w:rPr>
-        <w:t>🔲</w:t>
-      </w:r>
-    </w:p>
-    <w:p/>
-    <w:p>
-      <w:pPr>
-        <w:pStyle w:val="ListParagraph"/>
-        <w:numPr>
-          <w:ilvl w:val="0"/>
-          <w:numId w:val="2"/>
-        </w:numPr>
-        <w:ind w:left="440"/>
-      </w:pPr>
-      <w:r>
-        <w:t xml:space="preserve">**Spencer JC**, Rotter JS, Eberth JM, Zahnd WE, Vanderpool RC, Ko LK, Davis MM, </w:t>
-      </w:r>
-      <w:proofErr w:type="spellStart"/>
-      <w:r>
-        <w:t>Troester</w:t>
-      </w:r>
-      <w:proofErr w:type="spellEnd"/>
-      <w:r>
-        <w:t xml:space="preserve"> MA, Olshan AF, Wheeler SB. [Employment Changes Following Breast Cancer Diagnosis: The Effects of Race and Place. </w:t>
-      </w:r>
-      <w:proofErr w:type="gramStart"/>
-      <w:r>
-        <w:t>](</w:t>
-      </w:r>
-      <w:proofErr w:type="gramEnd"/>
-      <w:r>
-        <w:t>https://www.ncbi.nlm.nih.gov/pubmed/31599949/)J Natl Cancer Inst. 2020 Jun 1;112(6):647-650. </w:t>
-      </w:r>
-      <w:proofErr w:type="spellStart"/>
-      <w:r>
-        <w:t>doi</w:t>
-      </w:r>
-      <w:proofErr w:type="spellEnd"/>
-      <w:r>
-        <w:t>: 10.1093/</w:t>
-      </w:r>
-      <w:proofErr w:type="spellStart"/>
-      <w:r>
-        <w:t>jnci</w:t>
-      </w:r>
-      <w:proofErr w:type="spellEnd"/>
-      <w:r>
-        <w:t xml:space="preserve">/djz197. PubMed PMID: 31599949; PubMed Central PMCID: PMC7301070. </w:t>
-      </w:r>
-      <w:r>
-        <w:rPr>
-          <w:rFonts w:ascii="Apple Color Emoji" w:hAnsi="Apple Color Emoji" w:cs="Apple Color Emoji"/>
-        </w:rPr>
-        <w:t>🟪❇️</w:t>
-      </w:r>
-    </w:p>
-    <w:p/>
-    <w:p>
-      <w:pPr>
-        <w:pStyle w:val="ListParagraph"/>
-        <w:numPr>
-          <w:ilvl w:val="0"/>
-          <w:numId w:val="2"/>
-        </w:numPr>
-        <w:ind w:left="440"/>
-      </w:pPr>
-      <w:r>
-        <w:t xml:space="preserve">**Spencer JC**, Reeve BB, </w:t>
-      </w:r>
-      <w:proofErr w:type="spellStart"/>
-      <w:r>
-        <w:t>Troester</w:t>
-      </w:r>
-      <w:proofErr w:type="spellEnd"/>
-      <w:r>
-        <w:t xml:space="preserve"> MA, Wheeler SB. [Factors Associated with Endocrine Therapy Non-Adherence in Breast Cancer Survivors. </w:t>
-      </w:r>
-      <w:proofErr w:type="gramStart"/>
-      <w:r>
-        <w:t>](</w:t>
-      </w:r>
-      <w:proofErr w:type="gramEnd"/>
-      <w:r>
-        <w:t>https://www.ncbi.nlm.nih.gov/pubmed/32048400/)Psychooncology. 2020 Apr;29(4):647-654. </w:t>
-      </w:r>
-      <w:proofErr w:type="spellStart"/>
-      <w:r>
-        <w:t>doi</w:t>
-      </w:r>
-      <w:proofErr w:type="spellEnd"/>
-      <w:r>
-        <w:t>: 10.1002/pon.5289. </w:t>
-      </w:r>
-      <w:proofErr w:type="spellStart"/>
-      <w:r>
-        <w:t>Epub</w:t>
-      </w:r>
-      <w:proofErr w:type="spellEnd"/>
-      <w:r>
-        <w:t xml:space="preserve"> 2020 Feb 11. PubMed PMID: 32048400; PubMed Central PMCID: PMC7190446. </w:t>
-      </w:r>
-      <w:r>
-        <w:rPr>
-          <w:rFonts w:ascii="Apple Color Emoji" w:hAnsi="Apple Color Emoji" w:cs="Apple Color Emoji"/>
-        </w:rPr>
-        <w:t>🟪❇️</w:t>
-      </w:r>
-    </w:p>
-    <w:p/>
-    <w:p>
-      <w:pPr>
-        <w:pStyle w:val="ListParagraph"/>
-        <w:numPr>
-          <w:ilvl w:val="0"/>
-          <w:numId w:val="2"/>
-        </w:numPr>
-        <w:ind w:left="440"/>
-      </w:pPr>
-      <w:r>
-        <w:t>Samuel CA, **Spencer JC**, Rosenstein DL, Reeder-Hayes KE, Manning ML, Sellers JB, Wheeler SB. [Racial differences in employment and cost-management behaviors in patients with metastatic breast cancer. </w:t>
-      </w:r>
-      <w:proofErr w:type="gramStart"/>
-      <w:r>
-        <w:t>](</w:t>
-      </w:r>
-      <w:proofErr w:type="gramEnd"/>
-      <w:r>
-        <w:t>https://www.ncbi.nlm.nih.gov/pubmed/31555940/)Breast Cancer Res Treat. 2020 Jan;179(1):207-215. </w:t>
-      </w:r>
-      <w:proofErr w:type="spellStart"/>
-      <w:r>
-        <w:t>doi</w:t>
-      </w:r>
-      <w:proofErr w:type="spellEnd"/>
-      <w:r>
-        <w:t>: 10.1007/s10549-019-05449-9. </w:t>
-      </w:r>
-      <w:proofErr w:type="spellStart"/>
-      <w:r>
-        <w:t>Epub</w:t>
-      </w:r>
-      <w:proofErr w:type="spellEnd"/>
-      <w:r>
-        <w:t xml:space="preserve"> 2019 Sep 25. PubMed PMID: 31555940; PubMed Central PMCID: PMC6989365. </w:t>
-      </w:r>
-      <w:r>
-        <w:rPr>
-          <w:rFonts w:ascii="Apple Color Emoji" w:hAnsi="Apple Color Emoji" w:cs="Apple Color Emoji"/>
-        </w:rPr>
-        <w:t>🟪❇️</w:t>
-      </w:r>
-    </w:p>
-    <w:p/>
-    <w:p>
-      <w:pPr>
-        <w:pStyle w:val="ListParagraph"/>
-        <w:numPr>
-          <w:ilvl w:val="0"/>
-          <w:numId w:val="2"/>
-        </w:numPr>
-        <w:ind w:left="440"/>
-      </w:pPr>
-      <w:r>
-        <w:t xml:space="preserve">James HJ, James TW, Wheeler SB, **Spencer JC**, Baron TH. [Cost-effectiveness of endoscopic ultrasound-directed </w:t>
-      </w:r>
-      <w:proofErr w:type="spellStart"/>
-      <w:r>
-        <w:t>transgastric</w:t>
-      </w:r>
-      <w:proofErr w:type="spellEnd"/>
-      <w:r>
-        <w:t xml:space="preserve"> ERCP compared with device-assisted and laparoscopic-assisted ERCP in patients with Roux-en-Y anatomy. </w:t>
-      </w:r>
-      <w:proofErr w:type="gramStart"/>
-      <w:r>
-        <w:t>](</w:t>
-      </w:r>
-      <w:proofErr w:type="gramEnd"/>
-      <w:r>
-        <w:t>https://www.ncbi.nlm.nih.gov/pubmed/31242509/)Endoscopy. 2019 Nov;51(11):1051-1058. </w:t>
-      </w:r>
-      <w:proofErr w:type="spellStart"/>
-      <w:r>
-        <w:t>doi</w:t>
-      </w:r>
-      <w:proofErr w:type="spellEnd"/>
-      <w:r>
-        <w:t>: 10.1055/a-0938-3918. </w:t>
-      </w:r>
-      <w:proofErr w:type="spellStart"/>
-      <w:r>
-        <w:t>Epub</w:t>
-      </w:r>
-      <w:proofErr w:type="spellEnd"/>
-      <w:r>
-        <w:t xml:space="preserve"> 2019 Jun 26. PubMed PMID: 31242509. </w:t>
-      </w:r>
-      <w:r>
-        <w:rPr>
-          <w:rFonts w:ascii="Apple Color Emoji" w:hAnsi="Apple Color Emoji" w:cs="Apple Color Emoji"/>
-        </w:rPr>
-        <w:t>🔲</w:t>
-      </w:r>
-    </w:p>
-    <w:p/>
-    <w:p>
-      <w:pPr>
-        <w:pStyle w:val="ListParagraph"/>
-        <w:numPr>
-          <w:ilvl w:val="0"/>
-          <w:numId w:val="2"/>
-        </w:numPr>
-        <w:ind w:left="440"/>
-      </w:pPr>
-      <w:r>
-        <w:t>**Spencer JC**, Gertner AK, Silberman PJ. [Health Status and Access to Care for the North Carolina Medicaid Gap Population. </w:t>
-      </w:r>
-      <w:proofErr w:type="gramStart"/>
-      <w:r>
-        <w:t>](</w:t>
-      </w:r>
-      <w:proofErr w:type="gramEnd"/>
-      <w:r>
-        <w:t>https://www.ncbi.nlm.nih.gov/pubmed/31471506/)N C Med J. 2019 Sep-Oct;80(5):269-275. </w:t>
-      </w:r>
-      <w:proofErr w:type="spellStart"/>
-      <w:r>
-        <w:t>doi</w:t>
-      </w:r>
-      <w:proofErr w:type="spellEnd"/>
-      <w:r>
-        <w:t>: 10.18043/ncm.80.5.269. PubMed PMID: 31471506; PubMed Central PMCID: PMC</w:t>
-      </w:r>
-      <w:proofErr w:type="gramStart"/>
-      <w:r>
-        <w:t>6744939.</w:t>
-      </w:r>
-      <w:r>
-        <w:rPr>
-          <w:rFonts w:ascii="Apple Color Emoji" w:hAnsi="Apple Color Emoji" w:cs="Apple Color Emoji"/>
-        </w:rPr>
-        <w:t>❇</w:t>
-      </w:r>
-      <w:proofErr w:type="gramEnd"/>
-      <w:r>
-        <w:rPr>
-          <w:rFonts w:ascii="Apple Color Emoji" w:hAnsi="Apple Color Emoji" w:cs="Apple Color Emoji"/>
-        </w:rPr>
-        <w:t>️</w:t>
-      </w:r>
-    </w:p>
-    <w:p/>
-    <w:p>
-      <w:pPr>
-        <w:pStyle w:val="ListParagraph"/>
-        <w:numPr>
-          <w:ilvl w:val="0"/>
-          <w:numId w:val="2"/>
-        </w:numPr>
-        <w:ind w:left="440"/>
-      </w:pPr>
-      <w:r>
-        <w:t>**Spencer JC**, Calo WA, Brewer NT. [Disparities and reverse disparities in HPV vaccination: A systematic review and meta-analysis. </w:t>
-      </w:r>
-      <w:proofErr w:type="gramStart"/>
-      <w:r>
-        <w:t>](</w:t>
-      </w:r>
-      <w:proofErr w:type="gramEnd"/>
-      <w:r>
-        <w:t>https://www.ncbi.nlm.nih.gov/pubmed/30930259/)Prev Med. 2019 Jun;123:197-203. </w:t>
-      </w:r>
-      <w:proofErr w:type="spellStart"/>
-      <w:r>
-        <w:t>doi</w:t>
-      </w:r>
-      <w:proofErr w:type="spellEnd"/>
-      <w:r>
-        <w:t>: 10.1016/j.ypmed.2019.03.037. </w:t>
-      </w:r>
-      <w:proofErr w:type="spellStart"/>
-      <w:r>
-        <w:t>Epub</w:t>
-      </w:r>
-      <w:proofErr w:type="spellEnd"/>
-      <w:r>
-        <w:t xml:space="preserve"> 2019 Mar 29. PubMed PMID: 30930259; PubMed Central PMCID: PMC6724708. </w:t>
-      </w:r>
-      <w:r>
-        <w:rPr>
-          <w:rFonts w:ascii="Apple Color Emoji" w:hAnsi="Apple Color Emoji" w:cs="Apple Color Emoji"/>
-        </w:rPr>
-        <w:t>🟦❇️</w:t>
-      </w:r>
-    </w:p>
-    <w:p/>
-    <w:p>
-      <w:pPr>
-        <w:pStyle w:val="ListParagraph"/>
-        <w:numPr>
-          <w:ilvl w:val="0"/>
-          <w:numId w:val="2"/>
-        </w:numPr>
-        <w:ind w:left="440"/>
-      </w:pPr>
-      <w:r>
-        <w:t>Wheeler SB, **Spencer J**, Pinheiro LC, Murphy CC, Earp JA, Carey L, Olshan A, Tse CK, Bell ME, Weinberger M, Reeder-Hayes KE. [Endocrine Therapy Nonadherence and Discontinuation in Black and White Women. </w:t>
-      </w:r>
-      <w:proofErr w:type="gramStart"/>
-      <w:r>
-        <w:t>](</w:t>
-      </w:r>
-      <w:proofErr w:type="gramEnd"/>
-      <w:r>
-        <w:t>https://www.ncbi.nlm.nih.gov/pubmed/30239824/)J Natl Cancer Inst. 2019 May 1;111(5):498-508. </w:t>
-      </w:r>
-      <w:proofErr w:type="spellStart"/>
-      <w:r>
-        <w:t>doi</w:t>
-      </w:r>
-      <w:proofErr w:type="spellEnd"/>
-      <w:r>
-        <w:t>: 10.1093/</w:t>
-      </w:r>
-      <w:proofErr w:type="spellStart"/>
-      <w:r>
-        <w:t>jnci</w:t>
-      </w:r>
-      <w:proofErr w:type="spellEnd"/>
-      <w:r>
-        <w:t xml:space="preserve">/djy136. PubMed PMID: 30239824; PubMed Central PMCID: PMC6510227. </w:t>
-      </w:r>
-      <w:r>
-        <w:rPr>
-          <w:rFonts w:ascii="Apple Color Emoji" w:hAnsi="Apple Color Emoji" w:cs="Apple Color Emoji"/>
-        </w:rPr>
-        <w:t>🟪❇️</w:t>
-      </w:r>
-    </w:p>
-    <w:p/>
-    <w:p>
-      <w:pPr>
-        <w:pStyle w:val="ListParagraph"/>
-        <w:numPr>
-          <w:ilvl w:val="0"/>
-          <w:numId w:val="2"/>
-        </w:numPr>
-        <w:ind w:left="440"/>
-      </w:pPr>
-      <w:r>
-        <w:t>Rotter J, **Spencer JC**, Wheeler SB. [Financial Toxicity in Advanced and Metastatic Cancer: Overburdened and Underprepared. </w:t>
-      </w:r>
-      <w:proofErr w:type="gramStart"/>
-      <w:r>
-        <w:t>](</w:t>
-      </w:r>
-      <w:proofErr w:type="gramEnd"/>
-      <w:r>
-        <w:t xml:space="preserve">https://www.ncbi.nlm.nih.gov/pubmed/30844331/)J Oncol </w:t>
-      </w:r>
-      <w:proofErr w:type="spellStart"/>
-      <w:r>
-        <w:t>Pract</w:t>
-      </w:r>
-      <w:proofErr w:type="spellEnd"/>
-      <w:r>
-        <w:t>. 2019 Apr;15(4</w:t>
-      </w:r>
-      <w:proofErr w:type="gramStart"/>
-      <w:r>
-        <w:t>):e</w:t>
-      </w:r>
-      <w:proofErr w:type="gramEnd"/>
-      <w:r>
-        <w:t>300-e307. </w:t>
-      </w:r>
-      <w:proofErr w:type="spellStart"/>
-      <w:r>
-        <w:t>doi</w:t>
-      </w:r>
-      <w:proofErr w:type="spellEnd"/>
-      <w:r>
-        <w:t>: 10.1200/JOP.18.00518. </w:t>
-      </w:r>
-      <w:proofErr w:type="spellStart"/>
-      <w:r>
-        <w:t>Epub</w:t>
-      </w:r>
-      <w:proofErr w:type="spellEnd"/>
-      <w:r>
-        <w:t xml:space="preserve"> 2019 Mar 7. PubMed PMID: 30844331; PubMed Central PMCID: PMC6494243. </w:t>
-      </w:r>
-      <w:r>
-        <w:rPr>
-          <w:rFonts w:ascii="Apple Color Emoji" w:hAnsi="Apple Color Emoji" w:cs="Apple Color Emoji"/>
-        </w:rPr>
-        <w:t>❇️</w:t>
-      </w:r>
-    </w:p>
-    <w:p/>
-    <w:p>
-      <w:pPr>
-        <w:pStyle w:val="ListParagraph"/>
-        <w:numPr>
-          <w:ilvl w:val="0"/>
-          <w:numId w:val="2"/>
-        </w:numPr>
-        <w:ind w:left="440"/>
-      </w:pPr>
-      <w:r>
-        <w:t xml:space="preserve">Rotter JS, **Spencer JC**, Wheeler SB. [Can cancer care costs impact quality of life outcomes for the entire </w:t>
-      </w:r>
-      <w:proofErr w:type="gramStart"/>
-      <w:r>
-        <w:t>household?.</w:t>
-      </w:r>
-      <w:proofErr w:type="gramEnd"/>
-      <w:r>
-        <w:t> </w:t>
-      </w:r>
-      <w:proofErr w:type="gramStart"/>
-      <w:r>
-        <w:t>](</w:t>
-      </w:r>
-      <w:proofErr w:type="gramEnd"/>
-      <w:r>
-        <w:t>https://www.ncbi.nlm.nih.gov/pubmed/30690813/)Psychooncology. 2019 Apr;28(4):924-927. </w:t>
-      </w:r>
-      <w:proofErr w:type="spellStart"/>
-      <w:r>
-        <w:t>doi</w:t>
-      </w:r>
-      <w:proofErr w:type="spellEnd"/>
-      <w:r>
-        <w:t>: 10.1002/pon.5006. </w:t>
-      </w:r>
-      <w:proofErr w:type="spellStart"/>
-      <w:r>
-        <w:t>Epub</w:t>
-      </w:r>
-      <w:proofErr w:type="spellEnd"/>
-      <w:r>
-        <w:t xml:space="preserve"> 2019 Feb 8. PubMed PMID: 30690813; PubMed Central PMCID: PMC6724709.</w:t>
-      </w:r>
-    </w:p>
-    <w:p/>
-    <w:p>
-      <w:pPr>
-        <w:pStyle w:val="ListParagraph"/>
-        <w:numPr>
-          <w:ilvl w:val="0"/>
-          <w:numId w:val="2"/>
-        </w:numPr>
-        <w:ind w:left="440"/>
-      </w:pPr>
-      <w:r>
-        <w:t>**Spencer JC**, Wheeler SB, Rotter JS, Holmes GM. [Decomposing Mortality Disparities in Urban and Rural U.S. Counties. </w:t>
-      </w:r>
-      <w:proofErr w:type="gramStart"/>
-      <w:r>
-        <w:t>](</w:t>
-      </w:r>
-      <w:proofErr w:type="gramEnd"/>
-      <w:r>
-        <w:t>https://www.ncbi.nlm.nih.gov/pubmed/29845634/)Health Serv Res. 2018 Dec;53(6):4310-4331. </w:t>
-      </w:r>
-      <w:proofErr w:type="spellStart"/>
-      <w:r>
-        <w:t>doi</w:t>
-      </w:r>
-      <w:proofErr w:type="spellEnd"/>
-      <w:r>
-        <w:t>: 10.1111/1475-6773.12982. </w:t>
-      </w:r>
-      <w:proofErr w:type="spellStart"/>
-      <w:r>
-        <w:t>Epub</w:t>
-      </w:r>
-      <w:proofErr w:type="spellEnd"/>
-      <w:r>
-        <w:t xml:space="preserve"> 2018 May 30. PubMed PMID: 29845634; PubMed Central PMCID: PMC6232410. </w:t>
-      </w:r>
-      <w:r>
-        <w:rPr>
-          <w:rFonts w:ascii="Apple Color Emoji" w:hAnsi="Apple Color Emoji" w:cs="Apple Color Emoji"/>
-        </w:rPr>
-        <w:t>❇️</w:t>
-      </w:r>
-    </w:p>
-    <w:p/>
-    <w:p>
-      <w:pPr>
-        <w:pStyle w:val="ListParagraph"/>
-        <w:numPr>
-          <w:ilvl w:val="0"/>
-          <w:numId w:val="2"/>
-        </w:numPr>
-        <w:ind w:left="440"/>
-      </w:pPr>
-      <w:r>
-        <w:t xml:space="preserve">**Spencer JC**, Brewer NT, </w:t>
-      </w:r>
-      <w:proofErr w:type="spellStart"/>
-      <w:r>
-        <w:t>Trogdon</w:t>
-      </w:r>
-      <w:proofErr w:type="spellEnd"/>
-      <w:r>
-        <w:t xml:space="preserve"> JG, Wheeler SB, </w:t>
-      </w:r>
-      <w:proofErr w:type="spellStart"/>
-      <w:r>
-        <w:t>Dusetzina</w:t>
-      </w:r>
-      <w:proofErr w:type="spellEnd"/>
-      <w:r>
-        <w:t xml:space="preserve"> SB. [Predictors of Human Papillomavirus Vaccine Follow-Through Among Privately Insured US Patients. </w:t>
-      </w:r>
-      <w:proofErr w:type="gramStart"/>
-      <w:r>
-        <w:t>](</w:t>
-      </w:r>
-      <w:proofErr w:type="gramEnd"/>
-      <w:r>
-        <w:t>https://www.ncbi.nlm.nih.gov/pubmed/29771616/)Am J Public Health. 2018 Jul;108(7):946-950. </w:t>
-      </w:r>
-      <w:proofErr w:type="spellStart"/>
-      <w:r>
-        <w:t>doi</w:t>
-      </w:r>
-      <w:proofErr w:type="spellEnd"/>
-      <w:r>
-        <w:t>: 10.2105/AJPH.2018.304408. </w:t>
-      </w:r>
-      <w:proofErr w:type="spellStart"/>
-      <w:r>
-        <w:t>Epub</w:t>
-      </w:r>
-      <w:proofErr w:type="spellEnd"/>
-      <w:r>
-        <w:t xml:space="preserve"> 2018 May 17. PubMed PMID: 29771616; PubMed Central PMCID: PMC5993378. </w:t>
-      </w:r>
-      <w:r>
-        <w:rPr>
-          <w:rFonts w:ascii="Apple Color Emoji" w:hAnsi="Apple Color Emoji" w:cs="Apple Color Emoji"/>
-        </w:rPr>
-        <w:t>🟦</w:t>
-      </w:r>
-    </w:p>
-    <w:p/>
-    <w:p>
-      <w:pPr>
-        <w:pStyle w:val="ListParagraph"/>
-        <w:numPr>
-          <w:ilvl w:val="0"/>
-          <w:numId w:val="2"/>
-        </w:numPr>
-        <w:ind w:left="440"/>
-      </w:pPr>
-      <w:r>
-        <w:t>Wheeler SB, **Spencer JC**, Pinheiro LC, Carey LA, Olshan AF, Reeder-Hayes KE. [Financial Impact of Breast Cancer in Black Versus White Women. </w:t>
-      </w:r>
-      <w:proofErr w:type="gramStart"/>
-      <w:r>
-        <w:t>](</w:t>
-      </w:r>
-      <w:proofErr w:type="gramEnd"/>
-      <w:r>
-        <w:t>https://www.ncbi.nlm.nih.gov/pubmed/29668368/)J Clin Oncol. 2018 Jun 10;36(17):1695-1701. </w:t>
-      </w:r>
-      <w:proofErr w:type="spellStart"/>
-      <w:r>
-        <w:t>doi</w:t>
-      </w:r>
-      <w:proofErr w:type="spellEnd"/>
-      <w:r>
-        <w:t>: 10.1200/JCO.2017.77.6310. </w:t>
-      </w:r>
-      <w:proofErr w:type="spellStart"/>
-      <w:r>
-        <w:t>Epub</w:t>
-      </w:r>
-      <w:proofErr w:type="spellEnd"/>
-      <w:r>
-        <w:t xml:space="preserve"> 2018 Apr 18. PubMed PMID: 29668368; PubMed Central PMCID: PMC5993169. </w:t>
-      </w:r>
-      <w:r>
-        <w:rPr>
-          <w:rFonts w:ascii="Apple Color Emoji" w:hAnsi="Apple Color Emoji" w:cs="Apple Color Emoji"/>
-        </w:rPr>
-        <w:t>🟪❇️</w:t>
-      </w:r>
-    </w:p>
-    <w:p/>
-    <w:p>
-      <w:pPr>
-        <w:pStyle w:val="ListParagraph"/>
-        <w:numPr>
-          <w:ilvl w:val="0"/>
-          <w:numId w:val="2"/>
-        </w:numPr>
-        <w:ind w:left="440"/>
-      </w:pPr>
-      <w:r>
-        <w:t>**Spencer JC**, Samuel CA, Rosenstein DL, Reeder-Hayes KE, Manning ML, Sellers JB, Wheeler SB. [Oncology navigators' perceptions of cancer-related financial burden and financial assistance resources. </w:t>
-      </w:r>
-      <w:proofErr w:type="gramStart"/>
-      <w:r>
-        <w:t>](</w:t>
-      </w:r>
-      <w:proofErr w:type="gramEnd"/>
-      <w:r>
-        <w:t>https://www.ncbi.nlm.nih.gov/pubmed/29124417/)Support Care Cancer. 2018 Apr;26(4):1315-1321. </w:t>
-      </w:r>
-      <w:proofErr w:type="spellStart"/>
-      <w:r>
-        <w:t>doi</w:t>
-      </w:r>
-      <w:proofErr w:type="spellEnd"/>
-      <w:r>
-        <w:t>: 10.1007/s00520-017-3958-3. </w:t>
-      </w:r>
-      <w:proofErr w:type="spellStart"/>
-      <w:r>
-        <w:t>Epub</w:t>
-      </w:r>
-      <w:proofErr w:type="spellEnd"/>
-      <w:r>
-        <w:t xml:space="preserve"> 2017 Nov 9. PubMed PMID: 29124417. </w:t>
-      </w:r>
-      <w:r>
-        <w:rPr>
-          <w:rFonts w:ascii="Apple Color Emoji" w:hAnsi="Apple Color Emoji" w:cs="Apple Color Emoji"/>
-        </w:rPr>
-        <w:t>❇️</w:t>
-      </w:r>
-    </w:p>
-    <w:p/>
-    <w:p>
-      <w:pPr>
-        <w:pStyle w:val="ListParagraph"/>
-        <w:numPr>
-          <w:ilvl w:val="0"/>
-          <w:numId w:val="2"/>
-        </w:numPr>
-        <w:ind w:left="440"/>
-      </w:pPr>
-      <w:r>
-        <w:t xml:space="preserve">**Spencer JC**, Louie M, </w:t>
-      </w:r>
-      <w:proofErr w:type="spellStart"/>
-      <w:r>
-        <w:t>Moulder</w:t>
-      </w:r>
-      <w:proofErr w:type="spellEnd"/>
-      <w:r>
-        <w:t xml:space="preserve"> JK, Ellis V, Schiff LD, Toubia T, </w:t>
-      </w:r>
-      <w:proofErr w:type="spellStart"/>
-      <w:r>
-        <w:t>Siedhoff</w:t>
-      </w:r>
-      <w:proofErr w:type="spellEnd"/>
-      <w:r>
-        <w:t xml:space="preserve"> MT, Wheeler SB. [Cost-effectiveness of treatments for heavy menstrual bleeding. </w:t>
-      </w:r>
-      <w:proofErr w:type="gramStart"/>
-      <w:r>
-        <w:t>](</w:t>
-      </w:r>
-      <w:proofErr w:type="gramEnd"/>
-      <w:r>
-        <w:t xml:space="preserve">https://www.ncbi.nlm.nih.gov/pubmed/28754438/)Am J </w:t>
-      </w:r>
-      <w:proofErr w:type="spellStart"/>
-      <w:r>
-        <w:t>Obstet</w:t>
-      </w:r>
-      <w:proofErr w:type="spellEnd"/>
-      <w:r>
-        <w:t xml:space="preserve"> Gynecol. 2017 Nov;217(5):574.e1-574.e9. </w:t>
-      </w:r>
-      <w:proofErr w:type="spellStart"/>
-      <w:r>
-        <w:t>doi</w:t>
-      </w:r>
-      <w:proofErr w:type="spellEnd"/>
-      <w:r>
-        <w:t>: 10.1016/j.ajog.2017.07.024. </w:t>
-      </w:r>
-      <w:proofErr w:type="spellStart"/>
-      <w:r>
-        <w:t>Epub</w:t>
-      </w:r>
-      <w:proofErr w:type="spellEnd"/>
-      <w:r>
-        <w:t xml:space="preserve"> 2017 Jul 25. PubMed PMID: 28754438. </w:t>
-      </w:r>
-      <w:r>
-        <w:rPr>
-          <w:rFonts w:ascii="Apple Color Emoji" w:hAnsi="Apple Color Emoji" w:cs="Apple Color Emoji"/>
-        </w:rPr>
-        <w:t>🔲</w:t>
-      </w:r>
-    </w:p>
-    <w:p/>
-    <w:p>
-      <w:pPr>
-        <w:pStyle w:val="ListParagraph"/>
-        <w:numPr>
-          <w:ilvl w:val="0"/>
-          <w:numId w:val="2"/>
-        </w:numPr>
-        <w:ind w:left="440"/>
-      </w:pPr>
-      <w:r>
-        <w:t xml:space="preserve">Louie M, **Spencer J**, Wheeler S, Ellis V, Toubia T, Schiff LD, </w:t>
-      </w:r>
-      <w:proofErr w:type="spellStart"/>
-      <w:r>
-        <w:t>Siedhoff</w:t>
-      </w:r>
-      <w:proofErr w:type="spellEnd"/>
-      <w:r>
-        <w:t xml:space="preserve"> MT, </w:t>
-      </w:r>
-      <w:proofErr w:type="spellStart"/>
-      <w:r>
-        <w:t>Moulder</w:t>
-      </w:r>
-      <w:proofErr w:type="spellEnd"/>
-      <w:r>
-        <w:t xml:space="preserve"> JK. [Comparison of the levonorgestrel-releasing intrauterine system, hysterectomy, and endometrial ablation for heavy menstrual bleeding in a decision analysis model. </w:t>
-      </w:r>
-      <w:proofErr w:type="gramStart"/>
-      <w:r>
-        <w:t>](</w:t>
-      </w:r>
-      <w:proofErr w:type="gramEnd"/>
-      <w:r>
-        <w:t xml:space="preserve">https://www.ncbi.nlm.nih.gov/pubmed/28796898/)Int J </w:t>
-      </w:r>
-      <w:proofErr w:type="spellStart"/>
-      <w:r>
-        <w:t>Gynaecol</w:t>
-      </w:r>
-      <w:proofErr w:type="spellEnd"/>
-      <w:r>
-        <w:t xml:space="preserve"> Obstet. 2017 Nov;139(2):121-129. </w:t>
-      </w:r>
-      <w:proofErr w:type="spellStart"/>
-      <w:r>
-        <w:t>doi</w:t>
-      </w:r>
-      <w:proofErr w:type="spellEnd"/>
-      <w:r>
-        <w:t>: 10.1002/ijgo.12293. </w:t>
-      </w:r>
-      <w:proofErr w:type="spellStart"/>
-      <w:r>
-        <w:t>Epub</w:t>
-      </w:r>
-      <w:proofErr w:type="spellEnd"/>
-      <w:r>
-        <w:t xml:space="preserve"> 2017 Sep 1. Review. PubMed PMID: 28796898. </w:t>
-      </w:r>
-      <w:r>
-        <w:rPr>
-          <w:rFonts w:ascii="Apple Color Emoji" w:hAnsi="Apple Color Emoji" w:cs="Apple Color Emoji"/>
-        </w:rPr>
-        <w:t>🔲</w:t>
-      </w:r>
-    </w:p>
-    <w:p/>
-    <w:p>
-      <w:pPr>
-        <w:pStyle w:val="ListParagraph"/>
-        <w:numPr>
-          <w:ilvl w:val="0"/>
-          <w:numId w:val="2"/>
-        </w:numPr>
-        <w:ind w:left="440"/>
-      </w:pPr>
-      <w:r>
-        <w:t>**Spencer JC**, Wheeler SB. [A systematic review of Motivational Interviewing interventions in cancer patients and survivors. </w:t>
-      </w:r>
-      <w:proofErr w:type="gramStart"/>
-      <w:r>
-        <w:t>](</w:t>
-      </w:r>
-      <w:proofErr w:type="gramEnd"/>
-      <w:r>
-        <w:t>https://www.ncbi.nlm.nih.gov/pubmed/26879805/)Patient Educ Couns. 2016 Jul;99(7):1099-1105. </w:t>
-      </w:r>
-      <w:proofErr w:type="spellStart"/>
-      <w:r>
-        <w:t>doi</w:t>
-      </w:r>
-      <w:proofErr w:type="spellEnd"/>
-      <w:r>
-        <w:t>: 10.1016/j.pec.2016.02.003. </w:t>
-      </w:r>
-      <w:proofErr w:type="spellStart"/>
-      <w:r>
-        <w:t>Epub</w:t>
-      </w:r>
-      <w:proofErr w:type="spellEnd"/>
-      <w:r>
-        <w:t xml:space="preserve"> 2016 Feb 8. Review. PubMed PMID: 26879805.</w:t>
-      </w:r>
-    </w:p>
-    <w:p/>
-    <w:p>
-      <w:r>
-        <w:t>**Invited Commentaries**</w:t>
-      </w:r>
-    </w:p>
-    <w:p/>
-    <w:p>
-      <w:pPr>
-        <w:pStyle w:val="ListParagraph"/>
-        <w:numPr>
-          <w:ilvl w:val="0"/>
-          <w:numId w:val="2"/>
-        </w:numPr>
-      </w:pPr>
-      <w:r>
-        <w:t>**Spencer JC**, Wheeler CM. Promise and Perils of Primary HPV Testing. Cancer Epidemiol Biomarkers Prev. 2024. Aug 1; 33(8):982-983. DOI: [10.1158/1055-9965.EPI-24-</w:t>
-      </w:r>
-      <w:proofErr w:type="gramStart"/>
-      <w:r>
-        <w:t>0716](</w:t>
-      </w:r>
-      <w:proofErr w:type="gramEnd"/>
-      <w:r>
-        <w:t xml:space="preserve">https://doi.org/10.1158/1055-9965.epi-24-0716) </w:t>
-      </w:r>
-      <w:r>
-        <w:rPr>
-          <w:rFonts w:ascii="Apple Color Emoji" w:hAnsi="Apple Color Emoji" w:cs="Apple Color Emoji"/>
-        </w:rPr>
-        <w:t>🟦❇️</w:t>
-      </w:r>
-    </w:p>
-    <w:p/>
-    <w:p>
-      <w:pPr>
-        <w:pStyle w:val="ListParagraph"/>
-        <w:numPr>
-          <w:ilvl w:val="0"/>
-          <w:numId w:val="2"/>
-        </w:numPr>
-      </w:pPr>
-      <w:r>
-        <w:t xml:space="preserve">**Spencer JC**, </w:t>
-      </w:r>
-      <w:proofErr w:type="spellStart"/>
-      <w:r>
-        <w:t>Pignone</w:t>
-      </w:r>
-      <w:proofErr w:type="spellEnd"/>
-      <w:r>
-        <w:t xml:space="preserve"> MP. Cancer Screening Through Federally Qualified Health Centers. JAMA IM. 2024 Apr 29; 184(6):679-680. &lt;doi:10.1001/jamainternmed.2024.07022024&gt; </w:t>
-      </w:r>
-      <w:r>
-        <w:rPr>
-          <w:rFonts w:ascii="Apple Color Emoji" w:hAnsi="Apple Color Emoji" w:cs="Apple Color Emoji"/>
-        </w:rPr>
-        <w:t>🟦</w:t>
-      </w:r>
-      <w:r>
-        <w:t xml:space="preserve"> </w:t>
-      </w:r>
-      <w:r>
-        <w:rPr>
-          <w:rFonts w:ascii="Apple Color Emoji" w:hAnsi="Apple Color Emoji" w:cs="Apple Color Emoji"/>
-        </w:rPr>
-        <w:t>🟧</w:t>
-      </w:r>
-      <w:r>
-        <w:t xml:space="preserve"> </w:t>
-      </w:r>
-      <w:r>
-        <w:rPr>
-          <w:rFonts w:ascii="Apple Color Emoji" w:hAnsi="Apple Color Emoji" w:cs="Apple Color Emoji"/>
-        </w:rPr>
-        <w:t>🟪❇️</w:t>
-      </w:r>
-    </w:p>
-    <w:p/>
-    <w:p>
-      <w:pPr>
-        <w:pStyle w:val="ListParagraph"/>
-        <w:numPr>
-          <w:ilvl w:val="0"/>
-          <w:numId w:val="2"/>
-        </w:numPr>
-      </w:pPr>
-      <w:r>
-        <w:lastRenderedPageBreak/>
+      </w:pPr>
+      <w:r>
         <w:t xml:space="preserve">**Spencer JC**, </w:t>
       </w:r>
       <w:proofErr w:type="spellStart"/>
